--- a/Reporte.docx
+++ b/Reporte.docx
@@ -10,7 +10,7 @@
           <w:lang w:val="es-MX"/>
         </w:rPr>
       </w:pPr>
-      <w:bookmarkStart w:id="0" w:name="_Toc213446776"/>
+      <w:bookmarkStart w:id="0" w:name="_Toc214889500"/>
       <w:r>
         <w:rPr>
           <w:lang w:val="es-MX"/>
@@ -54,7 +54,7 @@
           <w:lang w:val="es-MX"/>
         </w:rPr>
       </w:pPr>
-      <w:bookmarkStart w:id="1" w:name="_Toc213446777"/>
+      <w:bookmarkStart w:id="1" w:name="_Toc214889501"/>
       <w:r>
         <w:rPr>
           <w:lang w:val="es-MX"/>
@@ -115,7 +115,7 @@
           <w:r>
             <w:fldChar w:fldCharType="separate"/>
           </w:r>
-          <w:hyperlink w:anchor="_Toc213446776" w:history="1">
+          <w:hyperlink w:anchor="_Toc214889500" w:history="1">
             <w:r>
               <w:rPr>
                 <w:rStyle w:val="Hyperlink"/>
@@ -143,7 +143,7 @@
                 <w:noProof/>
                 <w:webHidden/>
               </w:rPr>
-              <w:instrText xml:space="preserve"> PAGEREF _Toc213446776 \h </w:instrText>
+              <w:instrText xml:space="preserve"> PAGEREF _Toc214889500 \h </w:instrText>
             </w:r>
             <w:r>
               <w:rPr>
@@ -185,7 +185,7 @@
               <w:noProof/>
             </w:rPr>
           </w:pPr>
-          <w:hyperlink w:anchor="_Toc213446777" w:history="1">
+          <w:hyperlink w:anchor="_Toc214889501" w:history="1">
             <w:r>
               <w:rPr>
                 <w:rStyle w:val="Hyperlink"/>
@@ -213,7 +213,7 @@
                 <w:noProof/>
                 <w:webHidden/>
               </w:rPr>
-              <w:instrText xml:space="preserve"> PAGEREF _Toc213446777 \h </w:instrText>
+              <w:instrText xml:space="preserve"> PAGEREF _Toc214889501 \h </w:instrText>
             </w:r>
             <w:r>
               <w:rPr>
@@ -255,7 +255,7 @@
               <w:noProof/>
             </w:rPr>
           </w:pPr>
-          <w:hyperlink w:anchor="_Toc213446778" w:history="1">
+          <w:hyperlink w:anchor="_Toc214889502" w:history="1">
             <w:r>
               <w:rPr>
                 <w:rStyle w:val="Hyperlink"/>
@@ -283,7 +283,7 @@
                 <w:noProof/>
                 <w:webHidden/>
               </w:rPr>
-              <w:instrText xml:space="preserve"> PAGEREF _Toc213446778 \h </w:instrText>
+              <w:instrText xml:space="preserve"> PAGEREF _Toc214889502 \h </w:instrText>
             </w:r>
             <w:r>
               <w:rPr>
@@ -303,7 +303,7 @@
                 <w:noProof/>
                 <w:webHidden/>
               </w:rPr>
-              <w:t>1</w:t>
+              <w:t>2</w:t>
             </w:r>
             <w:r>
               <w:rPr>
@@ -325,7 +325,7 @@
               <w:noProof/>
             </w:rPr>
           </w:pPr>
-          <w:hyperlink w:anchor="_Toc213446779" w:history="1">
+          <w:hyperlink w:anchor="_Toc214889503" w:history="1">
             <w:r>
               <w:rPr>
                 <w:rStyle w:val="Hyperlink"/>
@@ -353,7 +353,7 @@
                 <w:noProof/>
                 <w:webHidden/>
               </w:rPr>
-              <w:instrText xml:space="preserve"> PAGEREF _Toc213446779 \h </w:instrText>
+              <w:instrText xml:space="preserve"> PAGEREF _Toc214889503 \h </w:instrText>
             </w:r>
             <w:r>
               <w:rPr>
@@ -395,7 +395,7 @@
               <w:noProof/>
             </w:rPr>
           </w:pPr>
-          <w:hyperlink w:anchor="_Toc213446780" w:history="1">
+          <w:hyperlink w:anchor="_Toc214889504" w:history="1">
             <w:r>
               <w:rPr>
                 <w:rStyle w:val="Hyperlink"/>
@@ -422,7 +422,7 @@
                 <w:noProof/>
                 <w:webHidden/>
               </w:rPr>
-              <w:instrText xml:space="preserve"> PAGEREF _Toc213446780 \h </w:instrText>
+              <w:instrText xml:space="preserve"> PAGEREF _Toc214889504 \h </w:instrText>
             </w:r>
             <w:r>
               <w:rPr>
@@ -464,7 +464,7 @@
               <w:noProof/>
             </w:rPr>
           </w:pPr>
-          <w:hyperlink w:anchor="_Toc213446781" w:history="1">
+          <w:hyperlink w:anchor="_Toc214889505" w:history="1">
             <w:r>
               <w:rPr>
                 <w:rStyle w:val="Hyperlink"/>
@@ -491,7 +491,7 @@
                 <w:noProof/>
                 <w:webHidden/>
               </w:rPr>
-              <w:instrText xml:space="preserve"> PAGEREF _Toc213446781 \h </w:instrText>
+              <w:instrText xml:space="preserve"> PAGEREF _Toc214889505 \h </w:instrText>
             </w:r>
             <w:r>
               <w:rPr>
@@ -511,7 +511,7 @@
                 <w:noProof/>
                 <w:webHidden/>
               </w:rPr>
-              <w:t>2</w:t>
+              <w:t>3</w:t>
             </w:r>
             <w:r>
               <w:rPr>
@@ -533,7 +533,7 @@
               <w:noProof/>
             </w:rPr>
           </w:pPr>
-          <w:hyperlink w:anchor="_Toc213446782" w:history="1">
+          <w:hyperlink w:anchor="_Toc214889506" w:history="1">
             <w:r>
               <w:rPr>
                 <w:rStyle w:val="Hyperlink"/>
@@ -560,7 +560,7 @@
                 <w:noProof/>
                 <w:webHidden/>
               </w:rPr>
-              <w:instrText xml:space="preserve"> PAGEREF _Toc213446782 \h </w:instrText>
+              <w:instrText xml:space="preserve"> PAGEREF _Toc214889506 \h </w:instrText>
             </w:r>
             <w:r>
               <w:rPr>
@@ -602,7 +602,7 @@
               <w:noProof/>
             </w:rPr>
           </w:pPr>
-          <w:hyperlink w:anchor="_Toc213446783" w:history="1">
+          <w:hyperlink w:anchor="_Toc214889507" w:history="1">
             <w:r>
               <w:rPr>
                 <w:rStyle w:val="Hyperlink"/>
@@ -629,7 +629,7 @@
                 <w:noProof/>
                 <w:webHidden/>
               </w:rPr>
-              <w:instrText xml:space="preserve"> PAGEREF _Toc213446783 \h </w:instrText>
+              <w:instrText xml:space="preserve"> PAGEREF _Toc214889507 \h </w:instrText>
             </w:r>
             <w:r>
               <w:rPr>
@@ -649,7 +649,7 @@
                 <w:noProof/>
                 <w:webHidden/>
               </w:rPr>
-              <w:t>3</w:t>
+              <w:t>4</w:t>
             </w:r>
             <w:r>
               <w:rPr>
@@ -671,7 +671,7 @@
               <w:noProof/>
             </w:rPr>
           </w:pPr>
-          <w:hyperlink w:anchor="_Toc213446784" w:history="1">
+          <w:hyperlink w:anchor="_Toc214889508" w:history="1">
             <w:r>
               <w:rPr>
                 <w:rStyle w:val="Hyperlink"/>
@@ -699,7 +699,7 @@
                 <w:noProof/>
                 <w:webHidden/>
               </w:rPr>
-              <w:instrText xml:space="preserve"> PAGEREF _Toc213446784 \h </w:instrText>
+              <w:instrText xml:space="preserve"> PAGEREF _Toc214889508 \h </w:instrText>
             </w:r>
             <w:r>
               <w:rPr>
@@ -719,7 +719,7 @@
                 <w:noProof/>
                 <w:webHidden/>
               </w:rPr>
-              <w:t>4</w:t>
+              <w:t>5</w:t>
             </w:r>
             <w:r>
               <w:rPr>
@@ -741,7 +741,7 @@
               <w:noProof/>
             </w:rPr>
           </w:pPr>
-          <w:hyperlink w:anchor="_Toc213446785" w:history="1">
+          <w:hyperlink w:anchor="_Toc214889509" w:history="1">
             <w:r>
               <w:rPr>
                 <w:rStyle w:val="Hyperlink"/>
@@ -768,7 +768,7 @@
                 <w:noProof/>
                 <w:webHidden/>
               </w:rPr>
-              <w:instrText xml:space="preserve"> PAGEREF _Toc213446785 \h </w:instrText>
+              <w:instrText xml:space="preserve"> PAGEREF _Toc214889509 \h </w:instrText>
             </w:r>
             <w:r>
               <w:rPr>
@@ -810,7 +810,7 @@
               <w:noProof/>
             </w:rPr>
           </w:pPr>
-          <w:hyperlink w:anchor="_Toc213446786" w:history="1">
+          <w:hyperlink w:anchor="_Toc214889510" w:history="1">
             <w:r>
               <w:rPr>
                 <w:rStyle w:val="Hyperlink"/>
@@ -837,7 +837,7 @@
                 <w:noProof/>
                 <w:webHidden/>
               </w:rPr>
-              <w:instrText xml:space="preserve"> PAGEREF _Toc213446786 \h </w:instrText>
+              <w:instrText xml:space="preserve"> PAGEREF _Toc214889510 \h </w:instrText>
             </w:r>
             <w:r>
               <w:rPr>
@@ -857,7 +857,7 @@
                 <w:noProof/>
                 <w:webHidden/>
               </w:rPr>
-              <w:t>5</w:t>
+              <w:t>6</w:t>
             </w:r>
             <w:r>
               <w:rPr>
@@ -879,7 +879,7 @@
               <w:noProof/>
             </w:rPr>
           </w:pPr>
-          <w:hyperlink w:anchor="_Toc213446787" w:history="1">
+          <w:hyperlink w:anchor="_Toc214889511" w:history="1">
             <w:r>
               <w:rPr>
                 <w:rStyle w:val="Hyperlink"/>
@@ -907,7 +907,7 @@
                 <w:noProof/>
                 <w:webHidden/>
               </w:rPr>
-              <w:instrText xml:space="preserve"> PAGEREF _Toc213446787 \h </w:instrText>
+              <w:instrText xml:space="preserve"> PAGEREF _Toc214889511 \h </w:instrText>
             </w:r>
             <w:r>
               <w:rPr>
@@ -927,7 +927,7 @@
                 <w:noProof/>
                 <w:webHidden/>
               </w:rPr>
-              <w:t>6</w:t>
+              <w:t>7</w:t>
             </w:r>
             <w:r>
               <w:rPr>
@@ -949,7 +949,7 @@
               <w:noProof/>
             </w:rPr>
           </w:pPr>
-          <w:hyperlink w:anchor="_Toc213446788" w:history="1">
+          <w:hyperlink w:anchor="_Toc214889512" w:history="1">
             <w:r>
               <w:rPr>
                 <w:rStyle w:val="Hyperlink"/>
@@ -977,7 +977,7 @@
                 <w:noProof/>
                 <w:webHidden/>
               </w:rPr>
-              <w:instrText xml:space="preserve"> PAGEREF _Toc213446788 \h </w:instrText>
+              <w:instrText xml:space="preserve"> PAGEREF _Toc214889512 \h </w:instrText>
             </w:r>
             <w:r>
               <w:rPr>
@@ -997,7 +997,7 @@
                 <w:noProof/>
                 <w:webHidden/>
               </w:rPr>
-              <w:t>7</w:t>
+              <w:t>8</w:t>
             </w:r>
             <w:r>
               <w:rPr>
@@ -1019,7 +1019,7 @@
               <w:noProof/>
             </w:rPr>
           </w:pPr>
-          <w:hyperlink w:anchor="_Toc213446789" w:history="1">
+          <w:hyperlink w:anchor="_Toc214889513" w:history="1">
             <w:r>
               <w:rPr>
                 <w:rStyle w:val="Hyperlink"/>
@@ -1047,7 +1047,7 @@
                 <w:noProof/>
                 <w:webHidden/>
               </w:rPr>
-              <w:instrText xml:space="preserve"> PAGEREF _Toc213446789 \h </w:instrText>
+              <w:instrText xml:space="preserve"> PAGEREF _Toc214889513 \h </w:instrText>
             </w:r>
             <w:r>
               <w:rPr>
@@ -1089,11 +1089,80 @@
               <w:noProof/>
             </w:rPr>
           </w:pPr>
-          <w:hyperlink w:anchor="_Toc213446790" w:history="1">
+          <w:hyperlink w:anchor="_Toc214889514" w:history="1">
             <w:r>
               <w:rPr>
                 <w:rStyle w:val="Hyperlink"/>
                 <w:noProof/>
+              </w:rPr>
+              <w:t>Modelo primera iteración</w:t>
+            </w:r>
+            <w:r>
+              <w:rPr>
+                <w:noProof/>
+                <w:webHidden/>
+              </w:rPr>
+              <w:tab/>
+            </w:r>
+            <w:r>
+              <w:rPr>
+                <w:noProof/>
+                <w:webHidden/>
+              </w:rPr>
+              <w:fldChar w:fldCharType="begin"/>
+            </w:r>
+            <w:r>
+              <w:rPr>
+                <w:noProof/>
+                <w:webHidden/>
+              </w:rPr>
+              <w:instrText xml:space="preserve"> PAGEREF _Toc214889514 \h </w:instrText>
+            </w:r>
+            <w:r>
+              <w:rPr>
+                <w:noProof/>
+                <w:webHidden/>
+              </w:rPr>
+            </w:r>
+            <w:r>
+              <w:rPr>
+                <w:noProof/>
+                <w:webHidden/>
+              </w:rPr>
+              <w:fldChar w:fldCharType="separate"/>
+            </w:r>
+            <w:r>
+              <w:rPr>
+                <w:noProof/>
+                <w:webHidden/>
+              </w:rPr>
+              <w:t>9</w:t>
+            </w:r>
+            <w:r>
+              <w:rPr>
+                <w:noProof/>
+                <w:webHidden/>
+              </w:rPr>
+              <w:fldChar w:fldCharType="end"/>
+            </w:r>
+          </w:hyperlink>
+        </w:p>
+        <w:p>
+          <w:pPr>
+            <w:pStyle w:val="TOC3"/>
+            <w:tabs>
+              <w:tab w:val="right" w:leader="dot" w:pos="9350"/>
+            </w:tabs>
+            <w:rPr>
+              <w:rFonts w:eastAsiaTheme="minorEastAsia"/>
+              <w:noProof/>
+            </w:rPr>
+          </w:pPr>
+          <w:hyperlink w:anchor="_Toc214889515" w:history="1">
+            <w:r>
+              <w:rPr>
+                <w:rStyle w:val="Hyperlink"/>
+                <w:noProof/>
                 <w:lang w:val="es-MX"/>
               </w:rPr>
               <w:t>Implementación</w:t>
@@ -1117,7 +1186,7 @@
                 <w:noProof/>
                 <w:webHidden/>
               </w:rPr>
-              <w:instrText xml:space="preserve"> PAGEREF _Toc213446790 \h </w:instrText>
+              <w:instrText xml:space="preserve"> PAGEREF _Toc214889515 \h </w:instrText>
             </w:r>
             <w:r>
               <w:rPr>
@@ -1137,7 +1206,147 @@
                 <w:noProof/>
                 <w:webHidden/>
               </w:rPr>
-              <w:t>8</w:t>
+              <w:t>9</w:t>
+            </w:r>
+            <w:r>
+              <w:rPr>
+                <w:noProof/>
+                <w:webHidden/>
+              </w:rPr>
+              <w:fldChar w:fldCharType="end"/>
+            </w:r>
+          </w:hyperlink>
+        </w:p>
+        <w:p>
+          <w:pPr>
+            <w:pStyle w:val="TOC3"/>
+            <w:tabs>
+              <w:tab w:val="right" w:leader="dot" w:pos="9350"/>
+            </w:tabs>
+            <w:rPr>
+              <w:rFonts w:eastAsiaTheme="minorEastAsia"/>
+              <w:noProof/>
+            </w:rPr>
+          </w:pPr>
+          <w:hyperlink w:anchor="_Toc214889516" w:history="1">
+            <w:r>
+              <w:rPr>
+                <w:rStyle w:val="Hyperlink"/>
+                <w:noProof/>
+                <w:lang w:val="es-MX"/>
+              </w:rPr>
+              <w:t>Resultados entrenamiento y validación</w:t>
+            </w:r>
+            <w:r>
+              <w:rPr>
+                <w:noProof/>
+                <w:webHidden/>
+              </w:rPr>
+              <w:tab/>
+            </w:r>
+            <w:r>
+              <w:rPr>
+                <w:noProof/>
+                <w:webHidden/>
+              </w:rPr>
+              <w:fldChar w:fldCharType="begin"/>
+            </w:r>
+            <w:r>
+              <w:rPr>
+                <w:noProof/>
+                <w:webHidden/>
+              </w:rPr>
+              <w:instrText xml:space="preserve"> PAGEREF _Toc214889516 \h </w:instrText>
+            </w:r>
+            <w:r>
+              <w:rPr>
+                <w:noProof/>
+                <w:webHidden/>
+              </w:rPr>
+            </w:r>
+            <w:r>
+              <w:rPr>
+                <w:noProof/>
+                <w:webHidden/>
+              </w:rPr>
+              <w:fldChar w:fldCharType="separate"/>
+            </w:r>
+            <w:r>
+              <w:rPr>
+                <w:noProof/>
+                <w:webHidden/>
+              </w:rPr>
+              <w:t>10</w:t>
+            </w:r>
+            <w:r>
+              <w:rPr>
+                <w:noProof/>
+                <w:webHidden/>
+              </w:rPr>
+              <w:fldChar w:fldCharType="end"/>
+            </w:r>
+          </w:hyperlink>
+        </w:p>
+        <w:p>
+          <w:pPr>
+            <w:pStyle w:val="TOC3"/>
+            <w:tabs>
+              <w:tab w:val="right" w:leader="dot" w:pos="9350"/>
+            </w:tabs>
+            <w:rPr>
+              <w:rFonts w:eastAsiaTheme="minorEastAsia"/>
+              <w:noProof/>
+            </w:rPr>
+          </w:pPr>
+          <w:hyperlink w:anchor="_Toc214889517" w:history="1">
+            <w:r>
+              <w:rPr>
+                <w:rStyle w:val="Hyperlink"/>
+                <w:noProof/>
+                <w:lang w:val="es-MX"/>
+              </w:rPr>
+              <w:t>Resultados prueba</w:t>
+            </w:r>
+            <w:r>
+              <w:rPr>
+                <w:noProof/>
+                <w:webHidden/>
+              </w:rPr>
+              <w:tab/>
+            </w:r>
+            <w:r>
+              <w:rPr>
+                <w:noProof/>
+                <w:webHidden/>
+              </w:rPr>
+              <w:fldChar w:fldCharType="begin"/>
+            </w:r>
+            <w:r>
+              <w:rPr>
+                <w:noProof/>
+                <w:webHidden/>
+              </w:rPr>
+              <w:instrText xml:space="preserve"> PAGEREF _Toc214889517 \h </w:instrText>
+            </w:r>
+            <w:r>
+              <w:rPr>
+                <w:noProof/>
+                <w:webHidden/>
+              </w:rPr>
+            </w:r>
+            <w:r>
+              <w:rPr>
+                <w:noProof/>
+                <w:webHidden/>
+              </w:rPr>
+              <w:fldChar w:fldCharType="separate"/>
+            </w:r>
+            <w:r>
+              <w:rPr>
+                <w:noProof/>
+                <w:webHidden/>
+              </w:rPr>
+              <w:t>10</w:t>
             </w:r>
             <w:r>
               <w:rPr>
@@ -1159,14 +1368,14 @@
               <w:noProof/>
             </w:rPr>
           </w:pPr>
-          <w:hyperlink w:anchor="_Toc213446791" w:history="1">
+          <w:hyperlink w:anchor="_Toc214889518" w:history="1">
             <w:r>
               <w:rPr>
                 <w:rStyle w:val="Hyperlink"/>
                 <w:noProof/>
                 <w:lang w:val="es-MX"/>
               </w:rPr>
-              <w:t>Resultados entrenamiento y validación</w:t>
+              <w:t>Modelo segunda iteración</w:t>
             </w:r>
             <w:r>
               <w:rPr>
@@ -1187,7 +1396,7 @@
                 <w:noProof/>
                 <w:webHidden/>
               </w:rPr>
-              <w:instrText xml:space="preserve"> PAGEREF _Toc213446791 \h </w:instrText>
+              <w:instrText xml:space="preserve"> PAGEREF _Toc214889518 \h </w:instrText>
             </w:r>
             <w:r>
               <w:rPr>
@@ -1207,7 +1416,217 @@
                 <w:noProof/>
                 <w:webHidden/>
               </w:rPr>
-              <w:t>9</w:t>
+              <w:t>12</w:t>
+            </w:r>
+            <w:r>
+              <w:rPr>
+                <w:noProof/>
+                <w:webHidden/>
+              </w:rPr>
+              <w:fldChar w:fldCharType="end"/>
+            </w:r>
+          </w:hyperlink>
+        </w:p>
+        <w:p>
+          <w:pPr>
+            <w:pStyle w:val="TOC3"/>
+            <w:tabs>
+              <w:tab w:val="right" w:leader="dot" w:pos="9350"/>
+            </w:tabs>
+            <w:rPr>
+              <w:rFonts w:eastAsiaTheme="minorEastAsia"/>
+              <w:noProof/>
+            </w:rPr>
+          </w:pPr>
+          <w:hyperlink w:anchor="_Toc214889519" w:history="1">
+            <w:r>
+              <w:rPr>
+                <w:rStyle w:val="Hyperlink"/>
+                <w:noProof/>
+                <w:lang w:val="es-MX"/>
+              </w:rPr>
+              <w:t>Mejoras segunda iteración</w:t>
+            </w:r>
+            <w:r>
+              <w:rPr>
+                <w:noProof/>
+                <w:webHidden/>
+              </w:rPr>
+              <w:tab/>
+            </w:r>
+            <w:r>
+              <w:rPr>
+                <w:noProof/>
+                <w:webHidden/>
+              </w:rPr>
+              <w:fldChar w:fldCharType="begin"/>
+            </w:r>
+            <w:r>
+              <w:rPr>
+                <w:noProof/>
+                <w:webHidden/>
+              </w:rPr>
+              <w:instrText xml:space="preserve"> PAGEREF _Toc214889519 \h </w:instrText>
+            </w:r>
+            <w:r>
+              <w:rPr>
+                <w:noProof/>
+                <w:webHidden/>
+              </w:rPr>
+            </w:r>
+            <w:r>
+              <w:rPr>
+                <w:noProof/>
+                <w:webHidden/>
+              </w:rPr>
+              <w:fldChar w:fldCharType="separate"/>
+            </w:r>
+            <w:r>
+              <w:rPr>
+                <w:noProof/>
+                <w:webHidden/>
+              </w:rPr>
+              <w:t>12</w:t>
+            </w:r>
+            <w:r>
+              <w:rPr>
+                <w:noProof/>
+                <w:webHidden/>
+              </w:rPr>
+              <w:fldChar w:fldCharType="end"/>
+            </w:r>
+          </w:hyperlink>
+        </w:p>
+        <w:p>
+          <w:pPr>
+            <w:pStyle w:val="TOC3"/>
+            <w:tabs>
+              <w:tab w:val="right" w:leader="dot" w:pos="9350"/>
+            </w:tabs>
+            <w:rPr>
+              <w:rFonts w:eastAsiaTheme="minorEastAsia"/>
+              <w:noProof/>
+            </w:rPr>
+          </w:pPr>
+          <w:hyperlink w:anchor="_Toc214889520" w:history="1">
+            <w:r>
+              <w:rPr>
+                <w:rStyle w:val="Hyperlink"/>
+                <w:noProof/>
+                <w:lang w:val="es-MX"/>
+              </w:rPr>
+              <w:t>Resultados de entrenamiento y validación segunda iteración</w:t>
+            </w:r>
+            <w:r>
+              <w:rPr>
+                <w:noProof/>
+                <w:webHidden/>
+              </w:rPr>
+              <w:tab/>
+            </w:r>
+            <w:r>
+              <w:rPr>
+                <w:noProof/>
+                <w:webHidden/>
+              </w:rPr>
+              <w:fldChar w:fldCharType="begin"/>
+            </w:r>
+            <w:r>
+              <w:rPr>
+                <w:noProof/>
+                <w:webHidden/>
+              </w:rPr>
+              <w:instrText xml:space="preserve"> PAGEREF _Toc214889520 \h </w:instrText>
+            </w:r>
+            <w:r>
+              <w:rPr>
+                <w:noProof/>
+                <w:webHidden/>
+              </w:rPr>
+            </w:r>
+            <w:r>
+              <w:rPr>
+                <w:noProof/>
+                <w:webHidden/>
+              </w:rPr>
+              <w:fldChar w:fldCharType="separate"/>
+            </w:r>
+            <w:r>
+              <w:rPr>
+                <w:noProof/>
+                <w:webHidden/>
+              </w:rPr>
+              <w:t>13</w:t>
+            </w:r>
+            <w:r>
+              <w:rPr>
+                <w:noProof/>
+                <w:webHidden/>
+              </w:rPr>
+              <w:fldChar w:fldCharType="end"/>
+            </w:r>
+          </w:hyperlink>
+        </w:p>
+        <w:p>
+          <w:pPr>
+            <w:pStyle w:val="TOC3"/>
+            <w:tabs>
+              <w:tab w:val="right" w:leader="dot" w:pos="9350"/>
+            </w:tabs>
+            <w:rPr>
+              <w:rFonts w:eastAsiaTheme="minorEastAsia"/>
+              <w:noProof/>
+            </w:rPr>
+          </w:pPr>
+          <w:hyperlink w:anchor="_Toc214889521" w:history="1">
+            <w:r>
+              <w:rPr>
+                <w:rStyle w:val="Hyperlink"/>
+                <w:noProof/>
+                <w:lang w:val="es-MX"/>
+              </w:rPr>
+              <w:t>Resultados de prueba segunda iteración</w:t>
+            </w:r>
+            <w:r>
+              <w:rPr>
+                <w:noProof/>
+                <w:webHidden/>
+              </w:rPr>
+              <w:tab/>
+            </w:r>
+            <w:r>
+              <w:rPr>
+                <w:noProof/>
+                <w:webHidden/>
+              </w:rPr>
+              <w:fldChar w:fldCharType="begin"/>
+            </w:r>
+            <w:r>
+              <w:rPr>
+                <w:noProof/>
+                <w:webHidden/>
+              </w:rPr>
+              <w:instrText xml:space="preserve"> PAGEREF _Toc214889521 \h </w:instrText>
+            </w:r>
+            <w:r>
+              <w:rPr>
+                <w:noProof/>
+                <w:webHidden/>
+              </w:rPr>
+            </w:r>
+            <w:r>
+              <w:rPr>
+                <w:noProof/>
+                <w:webHidden/>
+              </w:rPr>
+              <w:fldChar w:fldCharType="separate"/>
+            </w:r>
+            <w:r>
+              <w:rPr>
+                <w:noProof/>
+                <w:webHidden/>
+              </w:rPr>
+              <w:t>13</w:t>
             </w:r>
             <w:r>
               <w:rPr>
@@ -1229,14 +1648,14 @@
               <w:noProof/>
             </w:rPr>
           </w:pPr>
-          <w:hyperlink w:anchor="_Toc213446792" w:history="1">
+          <w:hyperlink w:anchor="_Toc214889522" w:history="1">
             <w:r>
               <w:rPr>
                 <w:rStyle w:val="Hyperlink"/>
                 <w:noProof/>
                 <w:lang w:val="es-MX"/>
               </w:rPr>
-              <w:t>Resultados prueba</w:t>
+              <w:t>Modelo tercera iteración</w:t>
             </w:r>
             <w:r>
               <w:rPr>
@@ -1257,7 +1676,7 @@
                 <w:noProof/>
                 <w:webHidden/>
               </w:rPr>
-              <w:instrText xml:space="preserve"> PAGEREF _Toc213446792 \h </w:instrText>
+              <w:instrText xml:space="preserve"> PAGEREF _Toc214889522 \h </w:instrText>
             </w:r>
             <w:r>
               <w:rPr>
@@ -1277,7 +1696,217 @@
                 <w:noProof/>
                 <w:webHidden/>
               </w:rPr>
-              <w:t>9</w:t>
+              <w:t>14</w:t>
+            </w:r>
+            <w:r>
+              <w:rPr>
+                <w:noProof/>
+                <w:webHidden/>
+              </w:rPr>
+              <w:fldChar w:fldCharType="end"/>
+            </w:r>
+          </w:hyperlink>
+        </w:p>
+        <w:p>
+          <w:pPr>
+            <w:pStyle w:val="TOC3"/>
+            <w:tabs>
+              <w:tab w:val="right" w:leader="dot" w:pos="9350"/>
+            </w:tabs>
+            <w:rPr>
+              <w:rFonts w:eastAsiaTheme="minorEastAsia"/>
+              <w:noProof/>
+            </w:rPr>
+          </w:pPr>
+          <w:hyperlink w:anchor="_Toc214889523" w:history="1">
+            <w:r>
+              <w:rPr>
+                <w:rStyle w:val="Hyperlink"/>
+                <w:noProof/>
+                <w:lang w:val="es-MX"/>
+              </w:rPr>
+              <w:t>Mejoras tercera iteración</w:t>
+            </w:r>
+            <w:r>
+              <w:rPr>
+                <w:noProof/>
+                <w:webHidden/>
+              </w:rPr>
+              <w:tab/>
+            </w:r>
+            <w:r>
+              <w:rPr>
+                <w:noProof/>
+                <w:webHidden/>
+              </w:rPr>
+              <w:fldChar w:fldCharType="begin"/>
+            </w:r>
+            <w:r>
+              <w:rPr>
+                <w:noProof/>
+                <w:webHidden/>
+              </w:rPr>
+              <w:instrText xml:space="preserve"> PAGEREF _Toc214889523 \h </w:instrText>
+            </w:r>
+            <w:r>
+              <w:rPr>
+                <w:noProof/>
+                <w:webHidden/>
+              </w:rPr>
+            </w:r>
+            <w:r>
+              <w:rPr>
+                <w:noProof/>
+                <w:webHidden/>
+              </w:rPr>
+              <w:fldChar w:fldCharType="separate"/>
+            </w:r>
+            <w:r>
+              <w:rPr>
+                <w:noProof/>
+                <w:webHidden/>
+              </w:rPr>
+              <w:t>14</w:t>
+            </w:r>
+            <w:r>
+              <w:rPr>
+                <w:noProof/>
+                <w:webHidden/>
+              </w:rPr>
+              <w:fldChar w:fldCharType="end"/>
+            </w:r>
+          </w:hyperlink>
+        </w:p>
+        <w:p>
+          <w:pPr>
+            <w:pStyle w:val="TOC3"/>
+            <w:tabs>
+              <w:tab w:val="right" w:leader="dot" w:pos="9350"/>
+            </w:tabs>
+            <w:rPr>
+              <w:rFonts w:eastAsiaTheme="minorEastAsia"/>
+              <w:noProof/>
+            </w:rPr>
+          </w:pPr>
+          <w:hyperlink w:anchor="_Toc214889524" w:history="1">
+            <w:r>
+              <w:rPr>
+                <w:rStyle w:val="Hyperlink"/>
+                <w:noProof/>
+                <w:lang w:val="es-MX"/>
+              </w:rPr>
+              <w:t>Resultados de entrenamiento y validación tercera iteración</w:t>
+            </w:r>
+            <w:r>
+              <w:rPr>
+                <w:noProof/>
+                <w:webHidden/>
+              </w:rPr>
+              <w:tab/>
+            </w:r>
+            <w:r>
+              <w:rPr>
+                <w:noProof/>
+                <w:webHidden/>
+              </w:rPr>
+              <w:fldChar w:fldCharType="begin"/>
+            </w:r>
+            <w:r>
+              <w:rPr>
+                <w:noProof/>
+                <w:webHidden/>
+              </w:rPr>
+              <w:instrText xml:space="preserve"> PAGEREF _Toc214889524 \h </w:instrText>
+            </w:r>
+            <w:r>
+              <w:rPr>
+                <w:noProof/>
+                <w:webHidden/>
+              </w:rPr>
+            </w:r>
+            <w:r>
+              <w:rPr>
+                <w:noProof/>
+                <w:webHidden/>
+              </w:rPr>
+              <w:fldChar w:fldCharType="separate"/>
+            </w:r>
+            <w:r>
+              <w:rPr>
+                <w:noProof/>
+                <w:webHidden/>
+              </w:rPr>
+              <w:t>15</w:t>
+            </w:r>
+            <w:r>
+              <w:rPr>
+                <w:noProof/>
+                <w:webHidden/>
+              </w:rPr>
+              <w:fldChar w:fldCharType="end"/>
+            </w:r>
+          </w:hyperlink>
+        </w:p>
+        <w:p>
+          <w:pPr>
+            <w:pStyle w:val="TOC3"/>
+            <w:tabs>
+              <w:tab w:val="right" w:leader="dot" w:pos="9350"/>
+            </w:tabs>
+            <w:rPr>
+              <w:rFonts w:eastAsiaTheme="minorEastAsia"/>
+              <w:noProof/>
+            </w:rPr>
+          </w:pPr>
+          <w:hyperlink w:anchor="_Toc214889525" w:history="1">
+            <w:r>
+              <w:rPr>
+                <w:rStyle w:val="Hyperlink"/>
+                <w:noProof/>
+                <w:lang w:val="es-MX"/>
+              </w:rPr>
+              <w:t>Resultados de prueba tercera iteración</w:t>
+            </w:r>
+            <w:r>
+              <w:rPr>
+                <w:noProof/>
+                <w:webHidden/>
+              </w:rPr>
+              <w:tab/>
+            </w:r>
+            <w:r>
+              <w:rPr>
+                <w:noProof/>
+                <w:webHidden/>
+              </w:rPr>
+              <w:fldChar w:fldCharType="begin"/>
+            </w:r>
+            <w:r>
+              <w:rPr>
+                <w:noProof/>
+                <w:webHidden/>
+              </w:rPr>
+              <w:instrText xml:space="preserve"> PAGEREF _Toc214889525 \h </w:instrText>
+            </w:r>
+            <w:r>
+              <w:rPr>
+                <w:noProof/>
+                <w:webHidden/>
+              </w:rPr>
+            </w:r>
+            <w:r>
+              <w:rPr>
+                <w:noProof/>
+                <w:webHidden/>
+              </w:rPr>
+              <w:fldChar w:fldCharType="separate"/>
+            </w:r>
+            <w:r>
+              <w:rPr>
+                <w:noProof/>
+                <w:webHidden/>
+              </w:rPr>
+              <w:t>15</w:t>
             </w:r>
             <w:r>
               <w:rPr>
@@ -1299,13 +1928,83 @@
               <w:noProof/>
             </w:rPr>
           </w:pPr>
-          <w:hyperlink w:anchor="_Toc213446793" w:history="1">
+          <w:hyperlink w:anchor="_Toc214889526" w:history="1">
             <w:r>
               <w:rPr>
                 <w:rStyle w:val="Hyperlink"/>
                 <w:noProof/>
                 <w:lang w:val="es-MX"/>
               </w:rPr>
+              <w:t>Configuraciones y modelos generados</w:t>
+            </w:r>
+            <w:r>
+              <w:rPr>
+                <w:noProof/>
+                <w:webHidden/>
+              </w:rPr>
+              <w:tab/>
+            </w:r>
+            <w:r>
+              <w:rPr>
+                <w:noProof/>
+                <w:webHidden/>
+              </w:rPr>
+              <w:fldChar w:fldCharType="begin"/>
+            </w:r>
+            <w:r>
+              <w:rPr>
+                <w:noProof/>
+                <w:webHidden/>
+              </w:rPr>
+              <w:instrText xml:space="preserve"> PAGEREF _Toc214889526 \h </w:instrText>
+            </w:r>
+            <w:r>
+              <w:rPr>
+                <w:noProof/>
+                <w:webHidden/>
+              </w:rPr>
+            </w:r>
+            <w:r>
+              <w:rPr>
+                <w:noProof/>
+                <w:webHidden/>
+              </w:rPr>
+              <w:fldChar w:fldCharType="separate"/>
+            </w:r>
+            <w:r>
+              <w:rPr>
+                <w:noProof/>
+                <w:webHidden/>
+              </w:rPr>
+              <w:t>16</w:t>
+            </w:r>
+            <w:r>
+              <w:rPr>
+                <w:noProof/>
+                <w:webHidden/>
+              </w:rPr>
+              <w:fldChar w:fldCharType="end"/>
+            </w:r>
+          </w:hyperlink>
+        </w:p>
+        <w:p>
+          <w:pPr>
+            <w:pStyle w:val="TOC2"/>
+            <w:tabs>
+              <w:tab w:val="right" w:leader="dot" w:pos="9350"/>
+            </w:tabs>
+            <w:rPr>
+              <w:rFonts w:eastAsiaTheme="minorEastAsia"/>
+              <w:noProof/>
+            </w:rPr>
+          </w:pPr>
+          <w:hyperlink w:anchor="_Toc214889527" w:history="1">
+            <w:r>
+              <w:rPr>
+                <w:rStyle w:val="Hyperlink"/>
+                <w:noProof/>
+                <w:lang w:val="es-MX"/>
+              </w:rPr>
               <w:t>Referencias</w:t>
             </w:r>
             <w:r>
@@ -1327,7 +2026,7 @@
                 <w:noProof/>
                 <w:webHidden/>
               </w:rPr>
-              <w:instrText xml:space="preserve"> PAGEREF _Toc213446793 \h </w:instrText>
+              <w:instrText xml:space="preserve"> PAGEREF _Toc214889527 \h </w:instrText>
             </w:r>
             <w:r>
               <w:rPr>
@@ -1347,7 +2046,77 @@
                 <w:noProof/>
                 <w:webHidden/>
               </w:rPr>
-              <w:t>10</w:t>
+              <w:t>16</w:t>
+            </w:r>
+            <w:r>
+              <w:rPr>
+                <w:noProof/>
+                <w:webHidden/>
+              </w:rPr>
+              <w:fldChar w:fldCharType="end"/>
+            </w:r>
+          </w:hyperlink>
+        </w:p>
+        <w:p>
+          <w:pPr>
+            <w:pStyle w:val="TOC1"/>
+            <w:tabs>
+              <w:tab w:val="right" w:leader="dot" w:pos="9350"/>
+            </w:tabs>
+            <w:rPr>
+              <w:rFonts w:eastAsiaTheme="minorEastAsia"/>
+              <w:noProof/>
+            </w:rPr>
+          </w:pPr>
+          <w:hyperlink w:anchor="_Toc214889528" w:history="1">
+            <w:r>
+              <w:rPr>
+                <w:rStyle w:val="Hyperlink"/>
+                <w:noProof/>
+                <w:lang w:val="es-MX"/>
+              </w:rPr>
+              <w:t>Explicación arquitectura procesamiento del lenguaje natural.</w:t>
+            </w:r>
+            <w:r>
+              <w:rPr>
+                <w:noProof/>
+                <w:webHidden/>
+              </w:rPr>
+              <w:tab/>
+            </w:r>
+            <w:r>
+              <w:rPr>
+                <w:noProof/>
+                <w:webHidden/>
+              </w:rPr>
+              <w:fldChar w:fldCharType="begin"/>
+            </w:r>
+            <w:r>
+              <w:rPr>
+                <w:noProof/>
+                <w:webHidden/>
+              </w:rPr>
+              <w:instrText xml:space="preserve"> PAGEREF _Toc214889528 \h </w:instrText>
+            </w:r>
+            <w:r>
+              <w:rPr>
+                <w:noProof/>
+                <w:webHidden/>
+              </w:rPr>
+            </w:r>
+            <w:r>
+              <w:rPr>
+                <w:noProof/>
+                <w:webHidden/>
+              </w:rPr>
+              <w:fldChar w:fldCharType="separate"/>
+            </w:r>
+            <w:r>
+              <w:rPr>
+                <w:noProof/>
+                <w:webHidden/>
+              </w:rPr>
+              <w:t>16</w:t>
             </w:r>
             <w:r>
               <w:rPr>
@@ -1378,7 +2147,7 @@
           <w:lang w:val="es-MX"/>
         </w:rPr>
       </w:pPr>
-      <w:bookmarkStart w:id="2" w:name="_Toc213446778"/>
+      <w:bookmarkStart w:id="2" w:name="_Toc214889502"/>
       <w:r>
         <w:rPr>
           <w:lang w:val="es-MX"/>
@@ -1619,12 +2388,11 @@
           <w:lang w:val="es-MX"/>
         </w:rPr>
       </w:pPr>
-      <w:bookmarkStart w:id="3" w:name="_Toc213446779"/>
-      <w:r>
-        <w:rPr>
-          <w:lang w:val="es-MX"/>
-        </w:rPr>
-        <w:lastRenderedPageBreak/>
+      <w:bookmarkStart w:id="3" w:name="_Toc214889503"/>
+      <w:r>
+        <w:rPr>
+          <w:lang w:val="es-MX"/>
+        </w:rPr>
         <w:t>Sobre las nubes</w:t>
       </w:r>
       <w:bookmarkEnd w:id="3"/>
@@ -1647,7 +2415,7 @@
       <w:pPr>
         <w:pStyle w:val="Heading3"/>
       </w:pPr>
-      <w:bookmarkStart w:id="4" w:name="_Toc213446780"/>
+      <w:bookmarkStart w:id="4" w:name="_Toc214889504"/>
       <w:r>
         <w:t xml:space="preserve">Clear Sky (Cielo </w:t>
       </w:r>
@@ -1706,6 +2474,7 @@
         <w:rPr>
           <w:noProof/>
         </w:rPr>
+        <w:lastRenderedPageBreak/>
         <w:drawing>
           <wp:inline distT="0" distB="0" distL="0" distR="0" wp14:anchorId="1BF35627" wp14:editId="7E2FB96E">
             <wp:extent cx="2438400" cy="2438400"/>
@@ -1816,7 +2585,7 @@
       <w:pPr>
         <w:pStyle w:val="Heading3"/>
       </w:pPr>
-      <w:bookmarkStart w:id="5" w:name="_Toc213446781"/>
+      <w:bookmarkStart w:id="5" w:name="_Toc214889505"/>
       <w:r>
         <w:t>Cirriform Clouds (</w:t>
       </w:r>
@@ -1918,7 +2687,6 @@
         <w:rPr>
           <w:noProof/>
         </w:rPr>
-        <w:lastRenderedPageBreak/>
         <w:drawing>
           <wp:inline distT="0" distB="0" distL="0" distR="0" wp14:anchorId="4FD427ED" wp14:editId="79EFEF2A">
             <wp:extent cx="2438400" cy="2438400"/>
@@ -2029,7 +2797,7 @@
       <w:pPr>
         <w:pStyle w:val="Heading3"/>
       </w:pPr>
-      <w:bookmarkStart w:id="6" w:name="_Toc213446782"/>
+      <w:bookmarkStart w:id="6" w:name="_Toc214889506"/>
       <w:r>
         <w:t>Cumulonimbus Clouds (</w:t>
       </w:r>
@@ -2108,6 +2876,7 @@
         <w:rPr>
           <w:lang w:val="es-MX"/>
         </w:rPr>
+        <w:lastRenderedPageBreak/>
         <w:t>Qué representan: Nubes de desarrollo vertical intenso, con corrientes ascendentes fuertes, capaces de producir tormentas eléctricas, granizo, lluvia intensa y tornados.</w:t>
       </w:r>
     </w:p>
@@ -2139,7 +2908,15 @@
       </w:r>
       <w:proofErr w:type="spellEnd"/>
       <w:r>
-        <w:t xml:space="preserve"> a </w:t>
+        <w:t xml:space="preserve"> </w:t>
+      </w:r>
+      <w:proofErr w:type="gramStart"/>
+      <w:r>
+        <w:t>a</w:t>
+      </w:r>
+      <w:proofErr w:type="gramEnd"/>
+      <w:r>
+        <w:t xml:space="preserve"> </w:t>
       </w:r>
       <w:proofErr w:type="spellStart"/>
       <w:r>
@@ -2293,7 +3070,7 @@
       <w:pPr>
         <w:pStyle w:val="Heading3"/>
       </w:pPr>
-      <w:bookmarkStart w:id="7" w:name="_Toc213446783"/>
+      <w:bookmarkStart w:id="7" w:name="_Toc214889507"/>
       <w:r>
         <w:t>Cumulus Clouds (</w:t>
       </w:r>
@@ -2363,7 +3140,6 @@
         <w:rPr>
           <w:lang w:val="es-MX"/>
         </w:rPr>
-        <w:lastRenderedPageBreak/>
         <w:t xml:space="preserve">Importancia: Indican inestabilidad moderada. Si crecen mucho verticalmente, pueden evolucionar a </w:t>
       </w:r>
       <w:proofErr w:type="spellStart"/>
@@ -2557,12 +3333,13 @@
           <w:lang w:val="es-MX"/>
         </w:rPr>
       </w:pPr>
-      <w:bookmarkStart w:id="8" w:name="_Toc213446784"/>
+      <w:bookmarkStart w:id="8" w:name="_Toc214889508"/>
       <w:r>
         <w:rPr>
           <w:rFonts w:eastAsiaTheme="minorHAnsi"/>
           <w:lang w:val="es-MX"/>
         </w:rPr>
+        <w:lastRenderedPageBreak/>
         <w:t xml:space="preserve">High </w:t>
       </w:r>
       <w:proofErr w:type="spellStart"/>
@@ -2805,9 +3582,8 @@
       <w:pPr>
         <w:pStyle w:val="Heading3"/>
       </w:pPr>
-      <w:bookmarkStart w:id="9" w:name="_Toc213446785"/>
-      <w:r>
-        <w:lastRenderedPageBreak/>
+      <w:bookmarkStart w:id="9" w:name="_Toc214889509"/>
+      <w:r>
         <w:t>Stratiform Clouds (</w:t>
       </w:r>
       <w:proofErr w:type="spellStart"/>
@@ -2908,6 +3684,7 @@
         <w:rPr>
           <w:noProof/>
         </w:rPr>
+        <w:lastRenderedPageBreak/>
         <w:drawing>
           <wp:inline distT="0" distB="0" distL="0" distR="0" wp14:anchorId="1B238B51" wp14:editId="2FB1880E">
             <wp:extent cx="2438400" cy="2438400"/>
@@ -3018,7 +3795,7 @@
       <w:pPr>
         <w:pStyle w:val="Heading3"/>
       </w:pPr>
-      <w:bookmarkStart w:id="10" w:name="_Toc213446786"/>
+      <w:bookmarkStart w:id="10" w:name="_Toc214889510"/>
       <w:r>
         <w:t>Stratocumulus Clouds (</w:t>
       </w:r>
@@ -3117,7 +3894,6 @@
         <w:rPr>
           <w:noProof/>
         </w:rPr>
-        <w:lastRenderedPageBreak/>
         <w:drawing>
           <wp:inline distT="0" distB="0" distL="0" distR="0" wp14:anchorId="22638EC7" wp14:editId="0FB2DE24">
             <wp:extent cx="2438400" cy="2438400"/>
@@ -3234,12 +4010,13 @@
           <w:lang w:val="es-MX"/>
         </w:rPr>
       </w:pPr>
-      <w:bookmarkStart w:id="11" w:name="_Toc213446787"/>
+      <w:bookmarkStart w:id="11" w:name="_Toc214889511"/>
       <w:r>
         <w:rPr>
           <w:noProof/>
           <w:lang w:val="es-MX"/>
         </w:rPr>
+        <w:lastRenderedPageBreak/>
         <w:drawing>
           <wp:anchor distT="0" distB="0" distL="114300" distR="114300" simplePos="0" relativeHeight="251658240" behindDoc="0" locked="0" layoutInCell="1" allowOverlap="1" wp14:anchorId="78DF8142" wp14:editId="5E0591E5">
             <wp:simplePos x="0" y="0"/>
@@ -3695,7 +4472,6 @@
         <w:rPr>
           <w:lang w:val="es-MX"/>
         </w:rPr>
-        <w:lastRenderedPageBreak/>
         <w:t xml:space="preserve">Los </w:t>
       </w:r>
       <w:proofErr w:type="spellStart"/>
@@ -3984,6 +4760,7 @@
           <w:iCs/>
           <w:lang w:val="es-MX"/>
         </w:rPr>
+        <w:lastRenderedPageBreak/>
         <w:t>Para una explicación más detallada</w:t>
       </w:r>
       <w:r>
@@ -4131,12 +4908,11 @@
           <w:lang w:val="es-MX"/>
         </w:rPr>
       </w:pPr>
-      <w:bookmarkStart w:id="12" w:name="_Toc213446788"/>
-      <w:r>
-        <w:rPr>
-          <w:lang w:val="es-MX"/>
-        </w:rPr>
-        <w:lastRenderedPageBreak/>
+      <w:bookmarkStart w:id="12" w:name="_Toc214889512"/>
+      <w:r>
+        <w:rPr>
+          <w:lang w:val="es-MX"/>
+        </w:rPr>
         <w:t>Estructura del proyecto</w:t>
       </w:r>
       <w:bookmarkEnd w:id="12"/>
@@ -4286,6 +5062,7 @@
         <w:t xml:space="preserve">En el archivo </w:t>
       </w:r>
       <w:proofErr w:type="spellStart"/>
+      <w:proofErr w:type="gramStart"/>
       <w:r>
         <w:rPr>
           <w:lang w:val="es-MX"/>
@@ -4293,6 +5070,7 @@
         <w:t>notebook.aux.ipynb</w:t>
       </w:r>
       <w:proofErr w:type="spellEnd"/>
+      <w:proofErr w:type="gramEnd"/>
       <w:r>
         <w:rPr>
           <w:lang w:val="es-MX"/>
@@ -4300,6 +5078,7 @@
         <w:t xml:space="preserve"> están alguno scripts pequeños para conocer alguna información o ejecutar una tarea como generar el archivo </w:t>
       </w:r>
       <w:proofErr w:type="spellStart"/>
+      <w:proofErr w:type="gramStart"/>
       <w:r>
         <w:rPr>
           <w:lang w:val="es-MX"/>
@@ -4307,6 +5086,7 @@
         <w:t>labels.json</w:t>
       </w:r>
       <w:proofErr w:type="spellEnd"/>
+      <w:proofErr w:type="gramEnd"/>
       <w:r>
         <w:rPr>
           <w:lang w:val="es-MX"/>
@@ -4347,7 +5127,7 @@
           <w:lang w:val="es-MX"/>
         </w:rPr>
       </w:pPr>
-      <w:bookmarkStart w:id="13" w:name="_Toc213446789"/>
+      <w:bookmarkStart w:id="13" w:name="_Toc214889513"/>
       <w:proofErr w:type="spellStart"/>
       <w:r>
         <w:rPr>
@@ -4706,6 +5486,7 @@
           </w:tcPr>
           <w:p>
             <w:r>
+              <w:lastRenderedPageBreak/>
               <w:t>high cumuliform clouds</w:t>
             </w:r>
           </w:p>
@@ -4855,9 +5636,8 @@
       <w:pPr>
         <w:pStyle w:val="Heading2"/>
       </w:pPr>
-      <w:bookmarkStart w:id="14" w:name="_Toc213446790"/>
-      <w:r>
-        <w:lastRenderedPageBreak/>
+      <w:bookmarkStart w:id="14" w:name="_Toc214889514"/>
+      <w:r>
         <w:t xml:space="preserve">Modelo </w:t>
       </w:r>
       <w:proofErr w:type="spellStart"/>
@@ -4872,6 +5652,7 @@
       <w:r>
         <w:t>iteración</w:t>
       </w:r>
+      <w:bookmarkEnd w:id="14"/>
       <w:proofErr w:type="spellEnd"/>
     </w:p>
     <w:p>
@@ -4881,13 +5662,14 @@
           <w:lang w:val="es-MX"/>
         </w:rPr>
       </w:pPr>
+      <w:bookmarkStart w:id="15" w:name="_Toc214889515"/>
       <w:r>
         <w:rPr>
           <w:lang w:val="es-MX"/>
         </w:rPr>
         <w:t>Implementación</w:t>
       </w:r>
-      <w:bookmarkEnd w:id="14"/>
+      <w:bookmarkEnd w:id="15"/>
     </w:p>
     <w:p>
       <w:pPr>
@@ -5151,6 +5933,7 @@
         <w:rPr>
           <w:lang w:val="es-MX"/>
         </w:rPr>
+        <w:lastRenderedPageBreak/>
         <w:t>Como se explicó en la parte de arquitectura del modelo, la última parte</w:t>
       </w:r>
       <w:r>
@@ -5171,7 +5954,6 @@
         <w:rPr>
           <w:lang w:val="es-MX"/>
         </w:rPr>
-        <w:lastRenderedPageBreak/>
         <w:t xml:space="preserve">Finalmente guardamos las métricas en un log del archivo training_log.csv y el modelo entrenado en la carpeta de </w:t>
       </w:r>
       <w:proofErr w:type="spellStart"/>
@@ -5216,14 +5998,14 @@
           <w:lang w:val="es-MX"/>
         </w:rPr>
       </w:pPr>
-      <w:bookmarkStart w:id="15" w:name="_Toc213446791"/>
+      <w:bookmarkStart w:id="16" w:name="_Toc214889516"/>
       <w:r>
         <w:rPr>
           <w:lang w:val="es-MX"/>
         </w:rPr>
         <w:t>Resultados entrenamiento y validación</w:t>
       </w:r>
-      <w:bookmarkEnd w:id="15"/>
+      <w:bookmarkEnd w:id="16"/>
     </w:p>
     <w:p>
       <w:pPr>
@@ -5464,14 +6246,14 @@
           <w:lang w:val="es-MX"/>
         </w:rPr>
       </w:pPr>
-      <w:bookmarkStart w:id="16" w:name="_Toc213446792"/>
+      <w:bookmarkStart w:id="17" w:name="_Toc214889517"/>
       <w:r>
         <w:rPr>
           <w:lang w:val="es-MX"/>
         </w:rPr>
         <w:t>Resultados prueba</w:t>
       </w:r>
-      <w:bookmarkEnd w:id="16"/>
+      <w:bookmarkEnd w:id="17"/>
     </w:p>
     <w:p>
       <w:pPr>
@@ -5534,6 +6316,7 @@
           <w:noProof/>
           <w:lang w:val="es-MX"/>
         </w:rPr>
+        <w:lastRenderedPageBreak/>
         <w:drawing>
           <wp:inline distT="0" distB="0" distL="0" distR="0" wp14:anchorId="2774303E" wp14:editId="48422CC6">
             <wp:extent cx="5493327" cy="3185073"/>
@@ -5589,7 +6372,6 @@
           <w:noProof/>
           <w:lang w:val="es-MX"/>
         </w:rPr>
-        <w:lastRenderedPageBreak/>
         <w:drawing>
           <wp:inline distT="0" distB="0" distL="0" distR="0" wp14:anchorId="1DD189DF" wp14:editId="0C4D5A80">
             <wp:extent cx="2646218" cy="1859052"/>
@@ -5765,13 +6547,14 @@
         <w:rPr>
           <w:lang w:val="es-MX"/>
         </w:rPr>
-        <w:t xml:space="preserve"> Esta </w:t>
-      </w:r>
-      <w:r>
-        <w:rPr>
-          <w:lang w:val="es-MX"/>
-        </w:rPr>
-        <w:t>causa me hace especial sentido pues me fue complicado encontrar imágenes de la categoría “</w:t>
+        <w:t xml:space="preserve"> Esta causa me hace especial sentido pues me fue </w:t>
+      </w:r>
+      <w:r>
+        <w:rPr>
+          <w:lang w:val="es-MX"/>
+        </w:rPr>
+        <w:lastRenderedPageBreak/>
+        <w:t>complicado encontrar imágenes de la categoría “</w:t>
       </w:r>
       <w:proofErr w:type="spellStart"/>
       <w:r>
@@ -5869,13 +6652,7 @@
         <w:rPr>
           <w:lang w:val="es-MX"/>
         </w:rPr>
-        <w:t>” pues cuando yo veo el conjunto de estas imágenes algunas parecen una combinación de ambas, pero otras podrían encajar en alguna de las otras dos categorías.</w:t>
-      </w:r>
-      <w:r>
-        <w:rPr>
-          <w:lang w:val="es-MX"/>
-        </w:rPr>
-        <w:t xml:space="preserve"> Esta situación se ve reflejada en la matriz de confusión pues es justamente esta categoría la que tiene muchos problemas.</w:t>
+        <w:t>” pues cuando yo veo el conjunto de estas imágenes algunas parecen una combinación de ambas, pero otras podrían encajar en alguna de las otras dos categorías. Esta situación se ve reflejada en la matriz de confusión pues es justamente esta categoría la que tiene muchos problemas.</w:t>
       </w:r>
     </w:p>
     <w:p>
@@ -5924,13 +6701,14 @@
           <w:lang w:val="es-MX"/>
         </w:rPr>
       </w:pPr>
-      <w:r>
-        <w:rPr>
-          <w:lang w:val="es-MX"/>
-        </w:rPr>
-        <w:lastRenderedPageBreak/>
+      <w:bookmarkStart w:id="18" w:name="_Toc214889518"/>
+      <w:r>
+        <w:rPr>
+          <w:lang w:val="es-MX"/>
+        </w:rPr>
         <w:t>Modelo segunda iteración</w:t>
       </w:r>
+      <w:bookmarkEnd w:id="18"/>
     </w:p>
     <w:p>
       <w:pPr>
@@ -5939,6 +6717,7 @@
           <w:lang w:val="es-MX"/>
         </w:rPr>
       </w:pPr>
+      <w:bookmarkStart w:id="19" w:name="_Toc214889519"/>
       <w:r>
         <w:rPr>
           <w:lang w:val="es-MX"/>
@@ -5951,6 +6730,7 @@
         </w:rPr>
         <w:t>egunda iteración</w:t>
       </w:r>
+      <w:bookmarkEnd w:id="19"/>
     </w:p>
     <w:p>
       <w:pPr>
@@ -6074,13 +6854,7 @@
               <w:rPr>
                 <w:lang w:val="es-MX"/>
               </w:rPr>
-              <w:t xml:space="preserve">Se eliminará la categoría </w:t>
-            </w:r>
-            <w:r>
-              <w:rPr>
-                <w:lang w:val="es-MX"/>
-              </w:rPr>
-              <w:t>“</w:t>
+              <w:t>Se eliminará la categoría “</w:t>
             </w:r>
             <w:proofErr w:type="spellStart"/>
             <w:r>
@@ -6108,13 +6882,7 @@
               <w:rPr>
                 <w:lang w:val="es-MX"/>
               </w:rPr>
-              <w:t>”</w:t>
-            </w:r>
-            <w:r>
-              <w:rPr>
-                <w:lang w:val="es-MX"/>
-              </w:rPr>
-              <w:t>.</w:t>
+              <w:t>”.</w:t>
             </w:r>
           </w:p>
         </w:tc>
@@ -6154,13 +6922,7 @@
               <w:rPr>
                 <w:lang w:val="es-MX"/>
               </w:rPr>
-              <w:t>Se revisarán manualmente las categorías y se eliminarán las imágenes que ocasionen ruido</w:t>
-            </w:r>
-            <w:r>
-              <w:rPr>
-                <w:lang w:val="es-MX"/>
-              </w:rPr>
-              <w:t>.</w:t>
+              <w:t>Se revisarán manualmente las categorías y se eliminarán las imágenes que ocasionen ruido.</w:t>
             </w:r>
           </w:p>
         </w:tc>
@@ -6233,61 +6995,7 @@
               <w:rPr>
                 <w:lang w:val="es-MX"/>
               </w:rPr>
-              <w:t>Es posible que e</w:t>
-            </w:r>
-            <w:r>
-              <w:rPr>
-                <w:lang w:val="es-MX"/>
-              </w:rPr>
-              <w:t>l conjunto de</w:t>
-            </w:r>
-            <w:r>
-              <w:rPr>
-                <w:lang w:val="es-MX"/>
-              </w:rPr>
-              <w:t xml:space="preserve"> entrenamiento y validación </w:t>
-            </w:r>
-            <w:r>
-              <w:rPr>
-                <w:lang w:val="es-MX"/>
-              </w:rPr>
-              <w:t>contenga</w:t>
-            </w:r>
-            <w:r>
-              <w:rPr>
-                <w:lang w:val="es-MX"/>
-              </w:rPr>
-              <w:t xml:space="preserve"> ejemplos muy </w:t>
-            </w:r>
-            <w:r>
-              <w:rPr>
-                <w:lang w:val="es-MX"/>
-              </w:rPr>
-              <w:t>sencillos o similares entre sí, por</w:t>
-            </w:r>
-            <w:r>
-              <w:rPr>
-                <w:lang w:val="es-MX"/>
-              </w:rPr>
-              <w:t xml:space="preserve"> lo que </w:t>
-            </w:r>
-            <w:r>
-              <w:rPr>
-                <w:lang w:val="es-MX"/>
-              </w:rPr>
-              <w:t xml:space="preserve">opté por </w:t>
-            </w:r>
-            <w:r>
-              <w:rPr>
-                <w:lang w:val="es-MX"/>
-              </w:rPr>
-              <w:t>no revolver el de prueba con esto</w:t>
-            </w:r>
-            <w:r>
-              <w:rPr>
-                <w:lang w:val="es-MX"/>
-              </w:rPr>
-              <w:t>s</w:t>
+              <w:t>Es posible que el conjunto de entrenamiento y validación contenga ejemplos muy sencillos o similares entre sí, por lo que opté por no revolver el de prueba con estos</w:t>
             </w:r>
           </w:p>
         </w:tc>
@@ -6342,6 +7050,7 @@
               <w:rPr>
                 <w:lang w:val="es-MX"/>
               </w:rPr>
+              <w:lastRenderedPageBreak/>
               <w:t>Categoría</w:t>
             </w:r>
           </w:p>
@@ -6893,11 +7602,11 @@
           <w:lang w:val="es-MX"/>
         </w:rPr>
       </w:pPr>
-      <w:r>
-        <w:rPr>
-          <w:lang w:val="es-MX"/>
-        </w:rPr>
-        <w:lastRenderedPageBreak/>
+      <w:bookmarkStart w:id="20" w:name="_Toc214889520"/>
+      <w:r>
+        <w:rPr>
+          <w:lang w:val="es-MX"/>
+        </w:rPr>
         <w:t>Resultados</w:t>
       </w:r>
       <w:r>
@@ -6916,7 +7625,14 @@
         <w:rPr>
           <w:lang w:val="es-MX"/>
         </w:rPr>
-        <w:t xml:space="preserve">segunda iteración </w:t>
+        <w:t>segunda iteración</w:t>
+      </w:r>
+      <w:bookmarkEnd w:id="20"/>
+      <w:r>
+        <w:rPr>
+          <w:lang w:val="es-MX"/>
+        </w:rPr>
+        <w:t xml:space="preserve"> </w:t>
       </w:r>
     </w:p>
     <w:p>
@@ -6943,7 +7659,21 @@
         <w:rPr>
           <w:lang w:val="es-MX"/>
         </w:rPr>
-        <w:t xml:space="preserve"> como F1-score aumentó en alrededor de 2% en comparación al entrenamiento y validación de la primer iteración.</w:t>
+        <w:t xml:space="preserve"> como F1-score aumentó en alrededor de 2% en comparación al entrenamiento y validación de la </w:t>
+      </w:r>
+      <w:proofErr w:type="gramStart"/>
+      <w:r>
+        <w:rPr>
+          <w:lang w:val="es-MX"/>
+        </w:rPr>
+        <w:t>primer iteración</w:t>
+      </w:r>
+      <w:proofErr w:type="gramEnd"/>
+      <w:r>
+        <w:rPr>
+          <w:lang w:val="es-MX"/>
+        </w:rPr>
+        <w:t>.</w:t>
       </w:r>
     </w:p>
     <w:tbl>
@@ -7042,13 +7772,7 @@
               <w:rPr>
                 <w:lang w:val="es-MX"/>
               </w:rPr>
-              <w:t>0.9</w:t>
-            </w:r>
-            <w:r>
-              <w:rPr>
-                <w:lang w:val="es-MX"/>
-              </w:rPr>
-              <w:t>94</w:t>
+              <w:t>0.994</w:t>
             </w:r>
           </w:p>
         </w:tc>
@@ -7098,13 +7822,7 @@
               <w:rPr>
                 <w:lang w:val="es-MX"/>
               </w:rPr>
-              <w:t>0.9</w:t>
-            </w:r>
-            <w:r>
-              <w:rPr>
-                <w:lang w:val="es-MX"/>
-              </w:rPr>
-              <w:t>61</w:t>
+              <w:t>0.961</w:t>
             </w:r>
           </w:p>
         </w:tc>
@@ -7122,13 +7840,7 @@
               <w:rPr>
                 <w:lang w:val="es-MX"/>
               </w:rPr>
-              <w:t>0.9</w:t>
-            </w:r>
-            <w:r>
-              <w:rPr>
-                <w:lang w:val="es-MX"/>
-              </w:rPr>
-              <w:t>6</w:t>
+              <w:t>0.96</w:t>
             </w:r>
           </w:p>
         </w:tc>
@@ -7148,23 +7860,19 @@
           <w:lang w:val="es-MX"/>
         </w:rPr>
       </w:pPr>
-      <w:r>
-        <w:rPr>
-          <w:lang w:val="es-MX"/>
-        </w:rPr>
-        <w:t xml:space="preserve">Resultados </w:t>
-      </w:r>
-      <w:r>
-        <w:rPr>
-          <w:lang w:val="es-MX"/>
-        </w:rPr>
-        <w:t xml:space="preserve">de prueba </w:t>
-      </w:r>
-      <w:r>
-        <w:rPr>
-          <w:lang w:val="es-MX"/>
-        </w:rPr>
-        <w:t xml:space="preserve">segunda iteración </w:t>
+      <w:bookmarkStart w:id="21" w:name="_Toc214889521"/>
+      <w:r>
+        <w:rPr>
+          <w:lang w:val="es-MX"/>
+        </w:rPr>
+        <w:t>Resultados de prueba segunda iteración</w:t>
+      </w:r>
+      <w:bookmarkEnd w:id="21"/>
+      <w:r>
+        <w:rPr>
+          <w:lang w:val="es-MX"/>
+        </w:rPr>
+        <w:t xml:space="preserve"> </w:t>
       </w:r>
     </w:p>
     <w:p>
@@ -7176,6 +7884,7 @@
       </w:pPr>
       <w:r>
         <w:rPr>
+          <w:noProof/>
           <w:lang w:val="es-MX"/>
         </w:rPr>
         <w:drawing>
@@ -7224,8 +7933,10 @@
       </w:pPr>
       <w:r>
         <w:rPr>
-          <w:lang w:val="es-MX"/>
-        </w:rPr>
+          <w:noProof/>
+          <w:lang w:val="es-MX"/>
+        </w:rPr>
+        <w:lastRenderedPageBreak/>
         <w:drawing>
           <wp:inline distT="0" distB="0" distL="0" distR="0" wp14:anchorId="1A097FF9" wp14:editId="678C5514">
             <wp:extent cx="3008064" cy="1807366"/>
@@ -7283,6 +7994,7 @@
         <w:t xml:space="preserve">Hay dos imágenes que deberían ser categorizadas como </w:t>
       </w:r>
       <w:proofErr w:type="spellStart"/>
+      <w:proofErr w:type="gramStart"/>
       <w:r>
         <w:rPr>
           <w:lang w:val="es-MX"/>
@@ -7290,6 +8002,7 @@
         <w:t>cumulonimbus</w:t>
       </w:r>
       <w:proofErr w:type="spellEnd"/>
+      <w:proofErr w:type="gramEnd"/>
       <w:r>
         <w:rPr>
           <w:lang w:val="es-MX"/>
@@ -7342,14 +8055,7 @@
         <w:rPr>
           <w:lang w:val="es-MX"/>
         </w:rPr>
-        <w:t xml:space="preserve">” es la categoría con menos imágenes </w:t>
-      </w:r>
-      <w:r>
-        <w:rPr>
-          <w:lang w:val="es-MX"/>
-        </w:rPr>
-        <w:lastRenderedPageBreak/>
-        <w:t xml:space="preserve">del conjunto de imágenes y es común que estas clases con pocos ejemplos sean absorbidas por otras categorías. </w:t>
+        <w:t xml:space="preserve">” es la categoría con menos imágenes del conjunto de imágenes y es común que estas clases con pocos ejemplos sean absorbidas por otras categorías. </w:t>
       </w:r>
     </w:p>
     <w:p>
@@ -7359,12 +8065,14 @@
           <w:lang w:val="es-MX"/>
         </w:rPr>
       </w:pPr>
+      <w:bookmarkStart w:id="22" w:name="_Toc214889522"/>
       <w:r>
         <w:rPr>
           <w:lang w:val="es-MX"/>
         </w:rPr>
         <w:t>Modelo tercera iteración</w:t>
       </w:r>
+      <w:bookmarkEnd w:id="22"/>
     </w:p>
     <w:p>
       <w:pPr>
@@ -7373,12 +8081,14 @@
           <w:lang w:val="es-MX"/>
         </w:rPr>
       </w:pPr>
+      <w:bookmarkStart w:id="23" w:name="_Toc214889523"/>
       <w:r>
         <w:rPr>
           <w:lang w:val="es-MX"/>
         </w:rPr>
         <w:t>Mejoras tercera iteración</w:t>
       </w:r>
+      <w:bookmarkEnd w:id="23"/>
     </w:p>
     <w:p>
       <w:pPr>
@@ -7744,12 +8454,20 @@
           <w:lang w:val="es-MX"/>
         </w:rPr>
       </w:pPr>
-      <w:bookmarkStart w:id="17" w:name="_Toc213446793"/>
-      <w:r>
-        <w:rPr>
-          <w:lang w:val="es-MX"/>
-        </w:rPr>
-        <w:t xml:space="preserve">Resultados de entrenamiento y validación tercera iteración </w:t>
+      <w:bookmarkStart w:id="24" w:name="_Toc214889524"/>
+      <w:r>
+        <w:rPr>
+          <w:lang w:val="es-MX"/>
+        </w:rPr>
+        <w:lastRenderedPageBreak/>
+        <w:t>Resultados de entrenamiento y validación tercera iteración</w:t>
+      </w:r>
+      <w:bookmarkEnd w:id="24"/>
+      <w:r>
+        <w:rPr>
+          <w:lang w:val="es-MX"/>
+        </w:rPr>
+        <w:t xml:space="preserve"> </w:t>
       </w:r>
     </w:p>
     <w:p>
@@ -7861,13 +8579,7 @@
               <w:rPr>
                 <w:lang w:val="es-MX"/>
               </w:rPr>
-              <w:t>0.9</w:t>
-            </w:r>
-            <w:r>
-              <w:rPr>
-                <w:lang w:val="es-MX"/>
-              </w:rPr>
-              <w:t>88</w:t>
+              <w:t>0.988</w:t>
             </w:r>
           </w:p>
         </w:tc>
@@ -7917,13 +8629,7 @@
               <w:rPr>
                 <w:lang w:val="es-MX"/>
               </w:rPr>
-              <w:t>0.9</w:t>
-            </w:r>
-            <w:r>
-              <w:rPr>
-                <w:lang w:val="es-MX"/>
-              </w:rPr>
-              <w:t>8</w:t>
+              <w:t>0.98</w:t>
             </w:r>
           </w:p>
         </w:tc>
@@ -7941,13 +8647,7 @@
               <w:rPr>
                 <w:lang w:val="es-MX"/>
               </w:rPr>
-              <w:t>0.9</w:t>
-            </w:r>
-            <w:r>
-              <w:rPr>
-                <w:lang w:val="es-MX"/>
-              </w:rPr>
-              <w:t>79</w:t>
+              <w:t>0.979</w:t>
             </w:r>
           </w:p>
         </w:tc>
@@ -7967,34 +8667,30 @@
           <w:lang w:val="es-MX"/>
         </w:rPr>
       </w:pPr>
-      <w:r>
-        <w:rPr>
-          <w:lang w:val="es-MX"/>
-        </w:rPr>
-        <w:lastRenderedPageBreak/>
-        <w:t xml:space="preserve">Resultados de </w:t>
-      </w:r>
-      <w:r>
-        <w:rPr>
-          <w:lang w:val="es-MX"/>
-        </w:rPr>
-        <w:t>prueba tercera</w:t>
-      </w:r>
-      <w:r>
-        <w:rPr>
-          <w:lang w:val="es-MX"/>
-        </w:rPr>
-        <w:t xml:space="preserve"> iteración </w:t>
-      </w:r>
-    </w:p>
-    <w:p>
-      <w:pPr>
-        <w:rPr>
-          <w:lang w:val="es-MX"/>
-        </w:rPr>
-      </w:pPr>
-      <w:r>
-        <w:rPr>
+      <w:bookmarkStart w:id="25" w:name="_Toc214889525"/>
+      <w:r>
+        <w:rPr>
+          <w:lang w:val="es-MX"/>
+        </w:rPr>
+        <w:t>Resultados de prueba tercera iteración</w:t>
+      </w:r>
+      <w:bookmarkEnd w:id="25"/>
+      <w:r>
+        <w:rPr>
+          <w:lang w:val="es-MX"/>
+        </w:rPr>
+        <w:t xml:space="preserve"> </w:t>
+      </w:r>
+    </w:p>
+    <w:p>
+      <w:pPr>
+        <w:rPr>
+          <w:lang w:val="es-MX"/>
+        </w:rPr>
+      </w:pPr>
+      <w:r>
+        <w:rPr>
+          <w:noProof/>
           <w:lang w:val="es-MX"/>
         </w:rPr>
         <w:drawing>
@@ -8043,6 +8739,7 @@
       </w:pPr>
       <w:r>
         <w:rPr>
+          <w:noProof/>
           <w:lang w:val="es-MX"/>
         </w:rPr>
         <w:drawing>
@@ -8099,7 +8796,14 @@
         <w:rPr>
           <w:lang w:val="es-MX"/>
         </w:rPr>
-        <w:t xml:space="preserve"> y las métricas de desempeño quedaron prácticamente igual (hubo una mejora en las métricas, pero se debió a la corrección de una imagen mal categorizada)</w:t>
+        <w:t xml:space="preserve"> y las métricas de desempeño quedaron prácticamente igual (hubo una mejora en las métricas, pero se debió a la </w:t>
+      </w:r>
+      <w:r>
+        <w:rPr>
+          <w:lang w:val="es-MX"/>
+        </w:rPr>
+        <w:lastRenderedPageBreak/>
+        <w:t>corrección de una imagen mal categorizada)</w:t>
       </w:r>
       <w:r>
         <w:rPr>
@@ -8121,12 +8825,14 @@
           <w:lang w:val="es-MX"/>
         </w:rPr>
       </w:pPr>
+      <w:bookmarkStart w:id="26" w:name="_Toc214889526"/>
       <w:r>
         <w:rPr>
           <w:lang w:val="es-MX"/>
         </w:rPr>
         <w:t>Configuraciones y modelos generados</w:t>
       </w:r>
+      <w:bookmarkEnd w:id="26"/>
     </w:p>
     <w:p>
       <w:pPr>
@@ -8155,9 +8861,9 @@
       </w:pPr>
       <w:r>
         <w:rPr>
-          <w:lang w:val="es-MX"/>
-        </w:rPr>
-        <w:lastRenderedPageBreak/>
+          <w:noProof/>
+          <w:lang w:val="es-MX"/>
+        </w:rPr>
         <w:drawing>
           <wp:inline distT="0" distB="0" distL="0" distR="0" wp14:anchorId="1F9810E2" wp14:editId="60D802DD">
             <wp:extent cx="5943600" cy="872490"/>
@@ -8202,20 +8908,16 @@
           <w:lang w:val="es-MX"/>
         </w:rPr>
       </w:pPr>
+      <w:bookmarkStart w:id="27" w:name="_Toc214889527"/>
       <w:r>
         <w:rPr>
           <w:lang w:val="es-MX"/>
         </w:rPr>
         <w:t>Referencias</w:t>
       </w:r>
-      <w:bookmarkEnd w:id="17"/>
-    </w:p>
-    <w:p>
-      <w:pPr>
-        <w:rPr>
-          <w:lang w:val="es-MX"/>
-        </w:rPr>
-      </w:pPr>
+      <w:bookmarkEnd w:id="27"/>
+    </w:p>
+    <w:p>
       <w:proofErr w:type="spellStart"/>
       <w:r>
         <w:rPr>
@@ -8333,10 +9035,12 @@
         <w:t xml:space="preserve">, T., Dehghani, M., </w:t>
       </w:r>
       <w:proofErr w:type="spellStart"/>
+      <w:proofErr w:type="gramStart"/>
       <w:r>
         <w:t>Minderer</w:t>
       </w:r>
       <w:proofErr w:type="spellEnd"/>
+      <w:proofErr w:type="gramEnd"/>
       <w:r>
         <w:t xml:space="preserve">, M., </w:t>
       </w:r>
@@ -8403,12 +9107,1152 @@
     </w:p>
     <w:p>
       <w:pPr>
+        <w:pStyle w:val="Heading1"/>
+        <w:rPr>
+          <w:lang w:val="es-MX"/>
+        </w:rPr>
+      </w:pPr>
+      <w:bookmarkStart w:id="28" w:name="_Toc214889528"/>
+      <w:r>
+        <w:rPr>
+          <w:lang w:val="es-MX"/>
+        </w:rPr>
+        <w:t>Explicación arquitectura procesamiento del l</w:t>
+      </w:r>
+      <w:r>
+        <w:rPr>
+          <w:lang w:val="es-MX"/>
+        </w:rPr>
+        <w:t>enguaje natural.</w:t>
+      </w:r>
+      <w:bookmarkEnd w:id="28"/>
+    </w:p>
+    <w:p>
+      <w:pPr>
         <w:jc w:val="both"/>
-      </w:pPr>
+        <w:rPr>
+          <w:lang w:val="es-MX"/>
+        </w:rPr>
+      </w:pPr>
+      <w:r>
+        <w:rPr>
+          <w:lang w:val="es-MX"/>
+        </w:rPr>
+        <w:t xml:space="preserve">Con el objetivo de generar evidencia sobre el conocimiento adquirido durante el curso sobre las arquitecturas de procesamiento del lenguaje natural, me fue requerido explicar un breve código de una arquitectura para este propósito. El código a continuación fue extraído de mi evidencia </w:t>
+      </w:r>
+      <w:r>
+        <w:rPr>
+          <w:i/>
+          <w:iCs/>
+          <w:lang w:val="es-MX"/>
+        </w:rPr>
+        <w:t>“</w:t>
+      </w:r>
+      <w:r>
+        <w:rPr>
+          <w:i/>
+          <w:iCs/>
+          <w:lang w:val="es-MX"/>
+        </w:rPr>
+        <w:t>Utilización, procesamiento y visualización de grandes volúmenes de datos</w:t>
+      </w:r>
+      <w:r>
+        <w:rPr>
+          <w:i/>
+          <w:iCs/>
+          <w:lang w:val="es-MX"/>
+        </w:rPr>
+        <w:t xml:space="preserve">” </w:t>
+      </w:r>
+      <w:r>
+        <w:rPr>
+          <w:lang w:val="es-MX"/>
+        </w:rPr>
+        <w:t>en la que hago un modelo de análisis de temas de textos</w:t>
+      </w:r>
+      <w:r>
+        <w:rPr>
+          <w:lang w:val="es-MX"/>
+        </w:rPr>
+        <w:t xml:space="preserve"> con el </w:t>
+      </w:r>
+      <w:proofErr w:type="spellStart"/>
+      <w:r>
+        <w:rPr>
+          <w:lang w:val="es-MX"/>
+        </w:rPr>
+        <w:t>framework</w:t>
+      </w:r>
+      <w:proofErr w:type="spellEnd"/>
+      <w:r>
+        <w:rPr>
+          <w:lang w:val="es-MX"/>
+        </w:rPr>
+        <w:t xml:space="preserve"> ml de </w:t>
+      </w:r>
+      <w:proofErr w:type="spellStart"/>
+      <w:r>
+        <w:rPr>
+          <w:lang w:val="es-MX"/>
+        </w:rPr>
+        <w:t>PySpark</w:t>
+      </w:r>
+      <w:proofErr w:type="spellEnd"/>
+      <w:r>
+        <w:rPr>
+          <w:lang w:val="es-MX"/>
+        </w:rPr>
+        <w:t xml:space="preserve">. </w:t>
+      </w:r>
     </w:p>
     <w:p>
       <w:pPr>
         <w:jc w:val="both"/>
+        <w:rPr>
+          <w:lang w:val="es-MX"/>
+        </w:rPr>
+      </w:pPr>
+      <w:r>
+        <w:rPr>
+          <w:lang w:val="es-MX"/>
+        </w:rPr>
+        <w:t xml:space="preserve">La primera parte consiste en preparar los textos. La parte importante es la función </w:t>
+      </w:r>
+      <w:proofErr w:type="spellStart"/>
+      <w:r>
+        <w:rPr>
+          <w:lang w:val="es-MX"/>
+        </w:rPr>
+        <w:t>clean_data</w:t>
+      </w:r>
+      <w:proofErr w:type="spellEnd"/>
+      <w:r>
+        <w:rPr>
+          <w:lang w:val="es-MX"/>
+        </w:rPr>
+        <w:t xml:space="preserve"> donde estandarizamos</w:t>
+      </w:r>
+      <w:r>
+        <w:rPr>
+          <w:lang w:val="es-MX"/>
+        </w:rPr>
+        <w:t xml:space="preserve"> </w:t>
+      </w:r>
+      <w:r>
+        <w:rPr>
+          <w:lang w:val="es-MX"/>
+        </w:rPr>
+        <w:t xml:space="preserve">los textos </w:t>
+      </w:r>
+      <w:r>
+        <w:rPr>
+          <w:lang w:val="es-MX"/>
+        </w:rPr>
+        <w:t>quitando las mayúsculas</w:t>
+      </w:r>
+      <w:r>
+        <w:rPr>
+          <w:lang w:val="es-MX"/>
+        </w:rPr>
+        <w:t>,</w:t>
+      </w:r>
+      <w:r>
+        <w:rPr>
+          <w:lang w:val="es-MX"/>
+        </w:rPr>
+        <w:t xml:space="preserve"> cambiando las tabulaciones, saltos de </w:t>
+      </w:r>
+      <w:proofErr w:type="spellStart"/>
+      <w:r>
+        <w:rPr>
+          <w:lang w:val="es-MX"/>
+        </w:rPr>
+        <w:t>linea</w:t>
+      </w:r>
+      <w:proofErr w:type="spellEnd"/>
+      <w:r>
+        <w:rPr>
+          <w:lang w:val="es-MX"/>
+        </w:rPr>
+        <w:t xml:space="preserve"> y espacios por ' ',</w:t>
+      </w:r>
+      <w:r>
+        <w:rPr>
+          <w:lang w:val="es-MX"/>
+        </w:rPr>
+        <w:t xml:space="preserve"> finalmente</w:t>
+      </w:r>
+      <w:r>
+        <w:rPr>
+          <w:lang w:val="es-MX"/>
+        </w:rPr>
+        <w:t xml:space="preserve"> limpiamos filtrando aquellos </w:t>
+      </w:r>
+      <w:r>
+        <w:rPr>
+          <w:lang w:val="es-MX"/>
+        </w:rPr>
+        <w:lastRenderedPageBreak/>
+        <w:t>registros que estén vacíos o muy cortos</w:t>
+      </w:r>
+      <w:r>
+        <w:rPr>
+          <w:lang w:val="es-MX"/>
+        </w:rPr>
+        <w:t xml:space="preserve"> (menos de 20 caracteres)</w:t>
+      </w:r>
+      <w:r>
+        <w:rPr>
+          <w:lang w:val="es-MX"/>
+        </w:rPr>
+        <w:t>. Esto ayuda a procesar los textos más eficientemente cuando no es importante comprender la puntuación de las oraciones.</w:t>
+      </w:r>
+    </w:p>
+    <w:p>
+      <w:pPr>
+        <w:jc w:val="both"/>
+        <w:rPr>
+          <w:lang w:val="es-MX"/>
+        </w:rPr>
+      </w:pPr>
+      <w:r>
+        <w:rPr>
+          <w:lang w:val="es-MX"/>
+        </w:rPr>
+        <w:drawing>
+          <wp:inline distT="0" distB="0" distL="0" distR="0" wp14:anchorId="6881D380" wp14:editId="7A4DDC9D">
+            <wp:extent cx="5943600" cy="3097530"/>
+            <wp:effectExtent l="0" t="0" r="0" b="7620"/>
+            <wp:docPr id="907734350" name="Picture 1" descr="A screen shot of a computer program&#10;&#10;AI-generated content may be incorrect."/>
+            <wp:cNvGraphicFramePr>
+              <a:graphicFrameLocks xmlns:a="http://schemas.openxmlformats.org/drawingml/2006/main" noChangeAspect="1"/>
+            </wp:cNvGraphicFramePr>
+            <a:graphic xmlns:a="http://schemas.openxmlformats.org/drawingml/2006/main">
+              <a:graphicData uri="http://schemas.openxmlformats.org/drawingml/2006/picture">
+                <pic:pic xmlns:pic="http://schemas.openxmlformats.org/drawingml/2006/picture">
+                  <pic:nvPicPr>
+                    <pic:cNvPr id="907734350" name="Picture 1" descr="A screen shot of a computer program&#10;&#10;AI-generated content may be incorrect."/>
+                    <pic:cNvPicPr/>
+                  </pic:nvPicPr>
+                  <pic:blipFill>
+                    <a:blip r:embed="rId38"/>
+                    <a:stretch>
+                      <a:fillRect/>
+                    </a:stretch>
+                  </pic:blipFill>
+                  <pic:spPr>
+                    <a:xfrm>
+                      <a:off x="0" y="0"/>
+                      <a:ext cx="5943600" cy="3097530"/>
+                    </a:xfrm>
+                    <a:prstGeom prst="rect">
+                      <a:avLst/>
+                    </a:prstGeom>
+                  </pic:spPr>
+                </pic:pic>
+              </a:graphicData>
+            </a:graphic>
+          </wp:inline>
+        </w:drawing>
+      </w:r>
+    </w:p>
+    <w:p>
+      <w:pPr>
+        <w:jc w:val="both"/>
+        <w:rPr>
+          <w:lang w:val="es-MX"/>
+        </w:rPr>
+      </w:pPr>
+      <w:r>
+        <w:rPr>
+          <w:lang w:val="es-MX"/>
+        </w:rPr>
+        <w:t xml:space="preserve">Después creamos el pipeline </w:t>
+      </w:r>
+      <w:r>
+        <w:rPr>
+          <w:lang w:val="es-MX"/>
+        </w:rPr>
+        <w:t>por el que pasará</w:t>
+      </w:r>
+      <w:r>
+        <w:rPr>
+          <w:lang w:val="es-MX"/>
+        </w:rPr>
+        <w:t xml:space="preserve"> nuestros </w:t>
+      </w:r>
+      <w:proofErr w:type="spellStart"/>
+      <w:r>
+        <w:rPr>
+          <w:lang w:val="es-MX"/>
+        </w:rPr>
+        <w:t>dataframes</w:t>
+      </w:r>
+      <w:proofErr w:type="spellEnd"/>
+      <w:r>
+        <w:rPr>
+          <w:lang w:val="es-MX"/>
+        </w:rPr>
+        <w:t xml:space="preserve"> para </w:t>
+      </w:r>
+      <w:proofErr w:type="spellStart"/>
+      <w:r>
+        <w:rPr>
+          <w:lang w:val="es-MX"/>
+        </w:rPr>
+        <w:t>tokenizar</w:t>
+      </w:r>
+      <w:proofErr w:type="spellEnd"/>
+      <w:r>
+        <w:rPr>
+          <w:lang w:val="es-MX"/>
+        </w:rPr>
+        <w:t xml:space="preserve"> y convertir a vectores las palabras de las oraciones.</w:t>
+      </w:r>
+    </w:p>
+    <w:p>
+      <w:pPr>
+        <w:pStyle w:val="ListParagraph"/>
+        <w:numPr>
+          <w:ilvl w:val="0"/>
+          <w:numId w:val="12"/>
+        </w:numPr>
+        <w:jc w:val="both"/>
+        <w:rPr>
+          <w:lang w:val="es-MX"/>
+        </w:rPr>
+      </w:pPr>
+      <w:r>
+        <w:rPr>
+          <w:lang w:val="es-MX"/>
+        </w:rPr>
+        <w:t xml:space="preserve">Primero utilizamos </w:t>
+      </w:r>
+      <w:proofErr w:type="spellStart"/>
+      <w:r>
+        <w:rPr>
+          <w:lang w:val="es-MX"/>
+        </w:rPr>
+        <w:t>RegexTokenizer</w:t>
+      </w:r>
+      <w:proofErr w:type="spellEnd"/>
+      <w:r>
+        <w:rPr>
+          <w:lang w:val="es-MX"/>
+        </w:rPr>
+        <w:t xml:space="preserve"> para definir cuáles serán nuestros tokens. Para este trabajo vamos a utilizar el patrón \W que divide las oraciones en palabras separadas por </w:t>
+      </w:r>
+      <w:proofErr w:type="spellStart"/>
+      <w:r>
+        <w:rPr>
+          <w:lang w:val="es-MX"/>
+        </w:rPr>
+        <w:t>simbolos</w:t>
+      </w:r>
+      <w:proofErr w:type="spellEnd"/>
+      <w:r>
+        <w:rPr>
+          <w:lang w:val="es-MX"/>
+        </w:rPr>
+        <w:t xml:space="preserve"> de puntuación como espacios, comas, puntos y otros símbolos </w:t>
+      </w:r>
+      <w:r>
+        <w:rPr>
+          <w:lang w:val="es-MX"/>
+        </w:rPr>
+        <w:t>como</w:t>
+      </w:r>
+      <w:r>
+        <w:rPr>
+          <w:lang w:val="es-MX"/>
+        </w:rPr>
+        <w:t xml:space="preserve"> pregu</w:t>
+      </w:r>
+      <w:r>
+        <w:rPr>
+          <w:lang w:val="es-MX"/>
+        </w:rPr>
+        <w:t>n</w:t>
+      </w:r>
+      <w:r>
+        <w:rPr>
+          <w:lang w:val="es-MX"/>
+        </w:rPr>
+        <w:t>t</w:t>
+      </w:r>
+      <w:r>
+        <w:rPr>
+          <w:lang w:val="es-MX"/>
+        </w:rPr>
+        <w:t>a</w:t>
+      </w:r>
+      <w:r>
+        <w:rPr>
+          <w:lang w:val="es-MX"/>
+        </w:rPr>
+        <w:t xml:space="preserve">s, exclamaciones, guiones etc. Adicionalmente definimos </w:t>
+      </w:r>
+      <w:proofErr w:type="spellStart"/>
+      <w:r>
+        <w:rPr>
+          <w:lang w:val="es-MX"/>
+        </w:rPr>
+        <w:t>minTokenLength</w:t>
+      </w:r>
+      <w:proofErr w:type="spellEnd"/>
+      <w:r>
+        <w:rPr>
+          <w:lang w:val="es-MX"/>
+        </w:rPr>
+        <w:t xml:space="preserve">=3 para indicar que no queremos asignar token a palabras de 3 letras o menos como "a", "de", "les", "y" etc. Esto lo hacemos debido a que generalmente estas palabras no aportan significado al tema del texto por lo que así </w:t>
+      </w:r>
+      <w:proofErr w:type="spellStart"/>
+      <w:r>
+        <w:rPr>
+          <w:lang w:val="es-MX"/>
+        </w:rPr>
+        <w:t>eficientamos</w:t>
+      </w:r>
+      <w:proofErr w:type="spellEnd"/>
+      <w:r>
+        <w:rPr>
+          <w:lang w:val="es-MX"/>
+        </w:rPr>
+        <w:t xml:space="preserve"> y quitamos ruido al proceso.</w:t>
+      </w:r>
+    </w:p>
+    <w:p>
+      <w:pPr>
+        <w:pStyle w:val="ListParagraph"/>
+        <w:numPr>
+          <w:ilvl w:val="0"/>
+          <w:numId w:val="12"/>
+        </w:numPr>
+        <w:jc w:val="both"/>
+        <w:rPr>
+          <w:lang w:val="es-MX"/>
+        </w:rPr>
+      </w:pPr>
+      <w:r>
+        <w:rPr>
+          <w:lang w:val="es-MX"/>
+        </w:rPr>
+        <w:t xml:space="preserve">Con el mismo objetivo del punto anterior ahora </w:t>
+      </w:r>
+      <w:proofErr w:type="spellStart"/>
+      <w:r>
+        <w:rPr>
+          <w:lang w:val="es-MX"/>
+        </w:rPr>
+        <w:t>utilziamos</w:t>
+      </w:r>
+      <w:proofErr w:type="spellEnd"/>
+      <w:r>
+        <w:rPr>
+          <w:lang w:val="es-MX"/>
+        </w:rPr>
+        <w:t xml:space="preserve"> </w:t>
+      </w:r>
+      <w:proofErr w:type="spellStart"/>
+      <w:r>
+        <w:rPr>
+          <w:lang w:val="es-MX"/>
+        </w:rPr>
+        <w:t>StopWordsRemover</w:t>
+      </w:r>
+      <w:proofErr w:type="spellEnd"/>
+      <w:r>
+        <w:rPr>
+          <w:lang w:val="es-MX"/>
+        </w:rPr>
+        <w:t xml:space="preserve"> que nos elimina aquellas palabras que no aportan significado a la oración pero que pueden contener más de 3 letras, por ejemplo "como", "pero" etc.</w:t>
+      </w:r>
+    </w:p>
+    <w:p>
+      <w:pPr>
+        <w:pStyle w:val="ListParagraph"/>
+        <w:numPr>
+          <w:ilvl w:val="0"/>
+          <w:numId w:val="12"/>
+        </w:numPr>
+        <w:jc w:val="both"/>
+        <w:rPr>
+          <w:lang w:val="es-MX"/>
+        </w:rPr>
+      </w:pPr>
+      <w:r>
+        <w:rPr>
+          <w:lang w:val="es-MX"/>
+        </w:rPr>
+        <w:t xml:space="preserve">Posteriormente usamos </w:t>
+      </w:r>
+      <w:proofErr w:type="spellStart"/>
+      <w:r>
+        <w:rPr>
+          <w:lang w:val="es-MX"/>
+        </w:rPr>
+        <w:t>CountVectorizer</w:t>
+      </w:r>
+      <w:proofErr w:type="spellEnd"/>
+      <w:r>
+        <w:rPr>
+          <w:lang w:val="es-MX"/>
+        </w:rPr>
+        <w:t xml:space="preserve"> para contar las </w:t>
+      </w:r>
+      <w:proofErr w:type="spellStart"/>
+      <w:r>
+        <w:rPr>
+          <w:lang w:val="es-MX"/>
+        </w:rPr>
+        <w:t>palabrás</w:t>
+      </w:r>
+      <w:proofErr w:type="spellEnd"/>
+      <w:r>
+        <w:rPr>
+          <w:lang w:val="es-MX"/>
+        </w:rPr>
+        <w:t xml:space="preserve"> únicas entre todos los registros de nuestro </w:t>
+      </w:r>
+      <w:proofErr w:type="spellStart"/>
+      <w:r>
+        <w:rPr>
+          <w:lang w:val="es-MX"/>
+        </w:rPr>
+        <w:t>dataset</w:t>
+      </w:r>
+      <w:proofErr w:type="spellEnd"/>
+      <w:r>
+        <w:rPr>
+          <w:lang w:val="es-MX"/>
+        </w:rPr>
+        <w:t>. Tomamos únicamente las 10,000 más frecuentes y las que aparezcan al menos en 2 oraciones.</w:t>
+      </w:r>
+    </w:p>
+    <w:p>
+      <w:pPr>
+        <w:pStyle w:val="ListParagraph"/>
+        <w:numPr>
+          <w:ilvl w:val="0"/>
+          <w:numId w:val="12"/>
+        </w:numPr>
+        <w:jc w:val="both"/>
+        <w:rPr>
+          <w:lang w:val="es-MX"/>
+        </w:rPr>
+      </w:pPr>
+      <w:r>
+        <w:rPr>
+          <w:lang w:val="es-MX"/>
+        </w:rPr>
+        <w:t xml:space="preserve">Luego, utilizamos IDF para calcular para calcular que tan importante son las palabras para predecir el tema del texto, si una palabra está en todos los textos se le asigna un peso pequeño, si tiene pocas apariciones puede ser que sea importante para el </w:t>
+      </w:r>
+      <w:r>
+        <w:rPr>
+          <w:lang w:val="es-MX"/>
+        </w:rPr>
+        <w:lastRenderedPageBreak/>
+        <w:t xml:space="preserve">análisis. Únicamente aplicamos este peso a aquellas palabras que tengan al menos 2 apariciones en distintos textos. Esto evita que las palabras que aparezcan en un solo </w:t>
+      </w:r>
+      <w:r>
+        <w:rPr>
+          <w:lang w:val="es-MX"/>
+        </w:rPr>
+        <w:t>texto</w:t>
+      </w:r>
+      <w:r>
+        <w:rPr>
+          <w:lang w:val="es-MX"/>
+        </w:rPr>
+        <w:t xml:space="preserve"> tengan demasiado peso en la predicción.</w:t>
+      </w:r>
+    </w:p>
+    <w:p>
+      <w:pPr>
+        <w:pStyle w:val="ListParagraph"/>
+        <w:numPr>
+          <w:ilvl w:val="0"/>
+          <w:numId w:val="12"/>
+        </w:numPr>
+        <w:jc w:val="both"/>
+        <w:rPr>
+          <w:lang w:val="es-MX"/>
+        </w:rPr>
+      </w:pPr>
+      <w:r>
+        <w:rPr>
+          <w:lang w:val="es-MX"/>
+        </w:rPr>
+        <w:t xml:space="preserve">Finalmente usamos </w:t>
+      </w:r>
+      <w:proofErr w:type="spellStart"/>
+      <w:r>
+        <w:rPr>
+          <w:lang w:val="es-MX"/>
+        </w:rPr>
+        <w:t>StringIndexer</w:t>
+      </w:r>
+      <w:proofErr w:type="spellEnd"/>
+      <w:r>
+        <w:rPr>
+          <w:lang w:val="es-MX"/>
+        </w:rPr>
+        <w:t xml:space="preserve"> para convertir las etiquetas en valores </w:t>
+      </w:r>
+      <w:proofErr w:type="spellStart"/>
+      <w:r>
+        <w:rPr>
+          <w:lang w:val="es-MX"/>
+        </w:rPr>
+        <w:t>númericos</w:t>
+      </w:r>
+      <w:proofErr w:type="spellEnd"/>
+      <w:r>
+        <w:rPr>
+          <w:lang w:val="es-MX"/>
+        </w:rPr>
+        <w:t xml:space="preserve">. </w:t>
+      </w:r>
+    </w:p>
+    <w:p>
+      <w:pPr>
+        <w:jc w:val="both"/>
+        <w:rPr>
+          <w:lang w:val="es-MX"/>
+        </w:rPr>
+      </w:pPr>
+      <w:r>
+        <w:rPr>
+          <w:lang w:val="es-MX"/>
+        </w:rPr>
+        <w:drawing>
+          <wp:inline distT="0" distB="0" distL="0" distR="0" wp14:anchorId="43A7806B" wp14:editId="6BE90881">
+            <wp:extent cx="5943600" cy="3334385"/>
+            <wp:effectExtent l="0" t="0" r="0" b="0"/>
+            <wp:docPr id="1838077176" name="Picture 1" descr="A computer screen shot of a black screen&#10;&#10;AI-generated content may be incorrect."/>
+            <wp:cNvGraphicFramePr>
+              <a:graphicFrameLocks xmlns:a="http://schemas.openxmlformats.org/drawingml/2006/main" noChangeAspect="1"/>
+            </wp:cNvGraphicFramePr>
+            <a:graphic xmlns:a="http://schemas.openxmlformats.org/drawingml/2006/main">
+              <a:graphicData uri="http://schemas.openxmlformats.org/drawingml/2006/picture">
+                <pic:pic xmlns:pic="http://schemas.openxmlformats.org/drawingml/2006/picture">
+                  <pic:nvPicPr>
+                    <pic:cNvPr id="1838077176" name="Picture 1" descr="A computer screen shot of a black screen&#10;&#10;AI-generated content may be incorrect."/>
+                    <pic:cNvPicPr/>
+                  </pic:nvPicPr>
+                  <pic:blipFill>
+                    <a:blip r:embed="rId39"/>
+                    <a:stretch>
+                      <a:fillRect/>
+                    </a:stretch>
+                  </pic:blipFill>
+                  <pic:spPr>
+                    <a:xfrm>
+                      <a:off x="0" y="0"/>
+                      <a:ext cx="5943600" cy="3334385"/>
+                    </a:xfrm>
+                    <a:prstGeom prst="rect">
+                      <a:avLst/>
+                    </a:prstGeom>
+                  </pic:spPr>
+                </pic:pic>
+              </a:graphicData>
+            </a:graphic>
+          </wp:inline>
+        </w:drawing>
+      </w:r>
+    </w:p>
+    <w:p>
+      <w:pPr>
+        <w:jc w:val="both"/>
+        <w:rPr>
+          <w:lang w:val="es-MX"/>
+        </w:rPr>
+      </w:pPr>
+      <w:r>
+        <w:rPr>
+          <w:lang w:val="es-MX"/>
+        </w:rPr>
+        <w:t xml:space="preserve">Con el pipeline de preprocesamiento listo, procedemos a pasar nuestros datos a través de este y transformamos a vectores las oraciones de nuestros textos. </w:t>
+      </w:r>
+    </w:p>
+    <w:p>
+      <w:pPr>
+        <w:jc w:val="both"/>
+        <w:rPr>
+          <w:lang w:val="es-MX"/>
+        </w:rPr>
+      </w:pPr>
+      <w:r>
+        <w:rPr>
+          <w:lang w:val="es-MX"/>
+        </w:rPr>
+        <w:drawing>
+          <wp:inline distT="0" distB="0" distL="0" distR="0" wp14:anchorId="6D5FE788" wp14:editId="6164C933">
+            <wp:extent cx="5943600" cy="492760"/>
+            <wp:effectExtent l="0" t="0" r="0" b="2540"/>
+            <wp:docPr id="1289057655" name="Picture 1"/>
+            <wp:cNvGraphicFramePr>
+              <a:graphicFrameLocks xmlns:a="http://schemas.openxmlformats.org/drawingml/2006/main" noChangeAspect="1"/>
+            </wp:cNvGraphicFramePr>
+            <a:graphic xmlns:a="http://schemas.openxmlformats.org/drawingml/2006/main">
+              <a:graphicData uri="http://schemas.openxmlformats.org/drawingml/2006/picture">
+                <pic:pic xmlns:pic="http://schemas.openxmlformats.org/drawingml/2006/picture">
+                  <pic:nvPicPr>
+                    <pic:cNvPr id="1289057655" name="Picture 1"/>
+                    <pic:cNvPicPr/>
+                  </pic:nvPicPr>
+                  <pic:blipFill>
+                    <a:blip r:embed="rId40"/>
+                    <a:stretch>
+                      <a:fillRect/>
+                    </a:stretch>
+                  </pic:blipFill>
+                  <pic:spPr>
+                    <a:xfrm>
+                      <a:off x="0" y="0"/>
+                      <a:ext cx="5943600" cy="492760"/>
+                    </a:xfrm>
+                    <a:prstGeom prst="rect">
+                      <a:avLst/>
+                    </a:prstGeom>
+                  </pic:spPr>
+                </pic:pic>
+              </a:graphicData>
+            </a:graphic>
+          </wp:inline>
+        </w:drawing>
+      </w:r>
+    </w:p>
+    <w:p>
+      <w:pPr>
+        <w:jc w:val="both"/>
+        <w:rPr>
+          <w:lang w:val="es-MX"/>
+        </w:rPr>
+      </w:pPr>
+      <w:r>
+        <w:rPr>
+          <w:lang w:val="es-MX"/>
+        </w:rPr>
+        <w:drawing>
+          <wp:inline distT="0" distB="0" distL="0" distR="0" wp14:anchorId="02F725FC" wp14:editId="309E5B6D">
+            <wp:extent cx="5943600" cy="1055370"/>
+            <wp:effectExtent l="0" t="0" r="0" b="0"/>
+            <wp:docPr id="1770566836" name="Picture 1" descr="A screenshot of a computer&#10;&#10;AI-generated content may be incorrect."/>
+            <wp:cNvGraphicFramePr>
+              <a:graphicFrameLocks xmlns:a="http://schemas.openxmlformats.org/drawingml/2006/main" noChangeAspect="1"/>
+            </wp:cNvGraphicFramePr>
+            <a:graphic xmlns:a="http://schemas.openxmlformats.org/drawingml/2006/main">
+              <a:graphicData uri="http://schemas.openxmlformats.org/drawingml/2006/picture">
+                <pic:pic xmlns:pic="http://schemas.openxmlformats.org/drawingml/2006/picture">
+                  <pic:nvPicPr>
+                    <pic:cNvPr id="1770566836" name="Picture 1" descr="A screenshot of a computer&#10;&#10;AI-generated content may be incorrect."/>
+                    <pic:cNvPicPr/>
+                  </pic:nvPicPr>
+                  <pic:blipFill>
+                    <a:blip r:embed="rId41"/>
+                    <a:stretch>
+                      <a:fillRect/>
+                    </a:stretch>
+                  </pic:blipFill>
+                  <pic:spPr>
+                    <a:xfrm>
+                      <a:off x="0" y="0"/>
+                      <a:ext cx="5943600" cy="1055370"/>
+                    </a:xfrm>
+                    <a:prstGeom prst="rect">
+                      <a:avLst/>
+                    </a:prstGeom>
+                  </pic:spPr>
+                </pic:pic>
+              </a:graphicData>
+            </a:graphic>
+          </wp:inline>
+        </w:drawing>
+      </w:r>
+    </w:p>
+    <w:p>
+      <w:pPr>
+        <w:jc w:val="both"/>
+        <w:rPr>
+          <w:lang w:val="es-MX"/>
+        </w:rPr>
+      </w:pPr>
+      <w:r>
+        <w:rPr>
+          <w:lang w:val="es-MX"/>
+        </w:rPr>
+        <w:t xml:space="preserve">Ya con nuestras secuencias de vectores listas procedemos a </w:t>
+      </w:r>
+      <w:r>
+        <w:rPr>
+          <w:lang w:val="es-MX"/>
+        </w:rPr>
+        <w:t>configurar un modelo de regresión logística que clasifique las secuencias generad</w:t>
+      </w:r>
+      <w:r>
+        <w:rPr>
+          <w:lang w:val="es-MX"/>
+        </w:rPr>
+        <w:t>a</w:t>
+      </w:r>
+      <w:r>
+        <w:rPr>
+          <w:lang w:val="es-MX"/>
+        </w:rPr>
+        <w:t xml:space="preserve">s del conjunto de </w:t>
+      </w:r>
+      <w:proofErr w:type="spellStart"/>
+      <w:r>
+        <w:rPr>
+          <w:lang w:val="es-MX"/>
+        </w:rPr>
+        <w:t>train</w:t>
+      </w:r>
+      <w:proofErr w:type="spellEnd"/>
+      <w:r>
+        <w:rPr>
+          <w:lang w:val="es-MX"/>
+        </w:rPr>
+        <w:t xml:space="preserve"> y probamos el desempeño con los datos de evaluación.</w:t>
+      </w:r>
+      <w:r>
+        <w:rPr>
+          <w:lang w:val="es-MX"/>
+        </w:rPr>
+        <w:t xml:space="preserve"> La configuración es la siguiente</w:t>
+      </w:r>
+    </w:p>
+    <w:p>
+      <w:pPr>
+        <w:pStyle w:val="ListParagraph"/>
+        <w:numPr>
+          <w:ilvl w:val="0"/>
+          <w:numId w:val="15"/>
+        </w:numPr>
+        <w:jc w:val="both"/>
+        <w:rPr>
+          <w:lang w:val="es-MX"/>
+        </w:rPr>
+      </w:pPr>
+      <w:proofErr w:type="spellStart"/>
+      <w:r>
+        <w:rPr>
+          <w:lang w:val="es-MX"/>
+        </w:rPr>
+        <w:t>featuresCol</w:t>
+      </w:r>
+      <w:proofErr w:type="spellEnd"/>
+      <w:r>
+        <w:rPr>
+          <w:lang w:val="es-MX"/>
+        </w:rPr>
+        <w:t>: indica las variables independientes, en nuestro caso las secuencias de vectores.</w:t>
+      </w:r>
+    </w:p>
+    <w:p>
+      <w:pPr>
+        <w:pStyle w:val="ListParagraph"/>
+        <w:numPr>
+          <w:ilvl w:val="0"/>
+          <w:numId w:val="15"/>
+        </w:numPr>
+        <w:jc w:val="both"/>
+        <w:rPr>
+          <w:lang w:val="es-MX"/>
+        </w:rPr>
+      </w:pPr>
+      <w:proofErr w:type="spellStart"/>
+      <w:r>
+        <w:rPr>
+          <w:lang w:val="es-MX"/>
+        </w:rPr>
+        <w:lastRenderedPageBreak/>
+        <w:t>labelCol</w:t>
+      </w:r>
+      <w:proofErr w:type="spellEnd"/>
+      <w:r>
+        <w:rPr>
+          <w:lang w:val="es-MX"/>
+        </w:rPr>
+        <w:t>: indica la columna con las variables objetivo, en este caso el índice de los temas de los textos.</w:t>
+      </w:r>
+    </w:p>
+    <w:p>
+      <w:pPr>
+        <w:pStyle w:val="ListParagraph"/>
+        <w:numPr>
+          <w:ilvl w:val="0"/>
+          <w:numId w:val="15"/>
+        </w:numPr>
+        <w:jc w:val="both"/>
+        <w:rPr>
+          <w:lang w:val="es-MX"/>
+        </w:rPr>
+      </w:pPr>
+      <w:proofErr w:type="spellStart"/>
+      <w:r>
+        <w:rPr>
+          <w:lang w:val="es-MX"/>
+        </w:rPr>
+        <w:t>maxIter</w:t>
+      </w:r>
+      <w:proofErr w:type="spellEnd"/>
+      <w:r>
+        <w:rPr>
+          <w:lang w:val="es-MX"/>
+        </w:rPr>
+        <w:t>: número de épocas</w:t>
+      </w:r>
+    </w:p>
+    <w:p>
+      <w:pPr>
+        <w:pStyle w:val="ListParagraph"/>
+        <w:numPr>
+          <w:ilvl w:val="0"/>
+          <w:numId w:val="15"/>
+        </w:numPr>
+        <w:jc w:val="both"/>
+        <w:rPr>
+          <w:lang w:val="es-MX"/>
+        </w:rPr>
+      </w:pPr>
+      <w:proofErr w:type="spellStart"/>
+      <w:r>
+        <w:rPr>
+          <w:lang w:val="es-MX"/>
+        </w:rPr>
+        <w:t>regParam</w:t>
+      </w:r>
+      <w:proofErr w:type="spellEnd"/>
+      <w:r>
+        <w:rPr>
+          <w:lang w:val="es-MX"/>
+        </w:rPr>
+        <w:t>: C</w:t>
+      </w:r>
+      <w:r>
+        <w:rPr>
+          <w:lang w:val="es-MX"/>
+        </w:rPr>
+        <w:t xml:space="preserve">oeficiente de regularización. Controla la penalización aplicada a los pesos del modelo para evitar </w:t>
+      </w:r>
+      <w:proofErr w:type="spellStart"/>
+      <w:r>
+        <w:rPr>
+          <w:lang w:val="es-MX"/>
+        </w:rPr>
+        <w:t>overfitting</w:t>
+      </w:r>
+      <w:proofErr w:type="spellEnd"/>
+      <w:r>
+        <w:rPr>
+          <w:lang w:val="es-MX"/>
+        </w:rPr>
+        <w:t>.</w:t>
+      </w:r>
+      <w:r>
+        <w:rPr>
+          <w:lang w:val="es-MX"/>
+        </w:rPr>
+        <w:t xml:space="preserve"> Valores más altos penalizan más</w:t>
+      </w:r>
+    </w:p>
+    <w:p>
+      <w:pPr>
+        <w:pStyle w:val="ListParagraph"/>
+        <w:numPr>
+          <w:ilvl w:val="0"/>
+          <w:numId w:val="15"/>
+        </w:numPr>
+        <w:jc w:val="both"/>
+        <w:rPr>
+          <w:lang w:val="es-MX"/>
+        </w:rPr>
+      </w:pPr>
+      <w:proofErr w:type="spellStart"/>
+      <w:r>
+        <w:rPr>
+          <w:lang w:val="es-MX"/>
+        </w:rPr>
+        <w:t>elasticNetParam</w:t>
+      </w:r>
+      <w:proofErr w:type="spellEnd"/>
+      <w:r>
+        <w:rPr>
+          <w:lang w:val="es-MX"/>
+        </w:rPr>
+        <w:t xml:space="preserve">: </w:t>
+      </w:r>
+      <w:r>
+        <w:rPr>
+          <w:lang w:val="es-MX"/>
+        </w:rPr>
+        <w:t xml:space="preserve">penalización L1, L2. </w:t>
+      </w:r>
+    </w:p>
+    <w:p>
+      <w:pPr>
+        <w:pStyle w:val="ListParagraph"/>
+        <w:numPr>
+          <w:ilvl w:val="0"/>
+          <w:numId w:val="15"/>
+        </w:numPr>
+        <w:jc w:val="both"/>
+        <w:rPr>
+          <w:lang w:val="es-MX"/>
+        </w:rPr>
+      </w:pPr>
+      <w:r>
+        <w:rPr>
+          <w:lang w:val="es-MX"/>
+        </w:rPr>
+        <w:t>tol: Detiene el entrenamiento cuando las mejoras son muy pequeñas</w:t>
+      </w:r>
+    </w:p>
+    <w:p>
+      <w:pPr>
+        <w:pStyle w:val="ListParagraph"/>
+        <w:numPr>
+          <w:ilvl w:val="0"/>
+          <w:numId w:val="15"/>
+        </w:numPr>
+        <w:jc w:val="both"/>
+        <w:rPr>
+          <w:lang w:val="es-MX"/>
+        </w:rPr>
+      </w:pPr>
+      <w:proofErr w:type="spellStart"/>
+      <w:r>
+        <w:rPr>
+          <w:lang w:val="es-MX"/>
+        </w:rPr>
+        <w:t>standarization</w:t>
+      </w:r>
+      <w:proofErr w:type="spellEnd"/>
+      <w:r>
+        <w:rPr>
+          <w:lang w:val="es-MX"/>
+        </w:rPr>
+        <w:t>: normaliza los valores de los vectores</w:t>
+      </w:r>
+    </w:p>
+    <w:p>
+      <w:pPr>
+        <w:pStyle w:val="ListParagraph"/>
+        <w:numPr>
+          <w:ilvl w:val="0"/>
+          <w:numId w:val="15"/>
+        </w:numPr>
+        <w:jc w:val="both"/>
+        <w:rPr>
+          <w:lang w:val="es-MX"/>
+        </w:rPr>
+      </w:pPr>
+      <w:proofErr w:type="spellStart"/>
+      <w:r>
+        <w:rPr>
+          <w:lang w:val="es-MX"/>
+        </w:rPr>
+        <w:t>family</w:t>
+      </w:r>
+      <w:proofErr w:type="spellEnd"/>
+      <w:r>
+        <w:rPr>
+          <w:lang w:val="es-MX"/>
+        </w:rPr>
+        <w:t>: indica la función de perdida multinomial,</w:t>
+      </w:r>
+      <w:r>
+        <w:rPr>
+          <w:lang w:val="es-MX"/>
+        </w:rPr>
+        <w:t xml:space="preserve"> </w:t>
+      </w:r>
+      <w:proofErr w:type="spellStart"/>
+      <w:r>
+        <w:rPr>
+          <w:lang w:val="es-MX"/>
+        </w:rPr>
+        <w:t>cross</w:t>
+      </w:r>
+      <w:proofErr w:type="spellEnd"/>
+      <w:r>
+        <w:rPr>
+          <w:lang w:val="es-MX"/>
+        </w:rPr>
+        <w:t xml:space="preserve"> </w:t>
+      </w:r>
+      <w:proofErr w:type="spellStart"/>
+      <w:r>
+        <w:rPr>
+          <w:lang w:val="es-MX"/>
+        </w:rPr>
+        <w:t>entropy</w:t>
+      </w:r>
+      <w:proofErr w:type="spellEnd"/>
+      <w:r>
+        <w:rPr>
+          <w:lang w:val="es-MX"/>
+        </w:rPr>
+        <w:t xml:space="preserve"> en este caso.</w:t>
+      </w:r>
+    </w:p>
+    <w:p>
+      <w:pPr>
+        <w:jc w:val="both"/>
+        <w:rPr>
+          <w:lang w:val="es-MX"/>
+        </w:rPr>
+      </w:pPr>
+      <w:r>
+        <w:rPr>
+          <w:lang w:val="es-MX"/>
+        </w:rPr>
+        <w:drawing>
+          <wp:inline distT="0" distB="0" distL="0" distR="0" wp14:anchorId="02447503" wp14:editId="786E3952">
+            <wp:extent cx="5943600" cy="2347595"/>
+            <wp:effectExtent l="0" t="0" r="0" b="0"/>
+            <wp:docPr id="323483793" name="Picture 1" descr="A screen shot of a computer&#10;&#10;AI-generated content may be incorrect."/>
+            <wp:cNvGraphicFramePr>
+              <a:graphicFrameLocks xmlns:a="http://schemas.openxmlformats.org/drawingml/2006/main" noChangeAspect="1"/>
+            </wp:cNvGraphicFramePr>
+            <a:graphic xmlns:a="http://schemas.openxmlformats.org/drawingml/2006/main">
+              <a:graphicData uri="http://schemas.openxmlformats.org/drawingml/2006/picture">
+                <pic:pic xmlns:pic="http://schemas.openxmlformats.org/drawingml/2006/picture">
+                  <pic:nvPicPr>
+                    <pic:cNvPr id="323483793" name="Picture 1" descr="A screen shot of a computer&#10;&#10;AI-generated content may be incorrect."/>
+                    <pic:cNvPicPr/>
+                  </pic:nvPicPr>
+                  <pic:blipFill>
+                    <a:blip r:embed="rId42"/>
+                    <a:stretch>
+                      <a:fillRect/>
+                    </a:stretch>
+                  </pic:blipFill>
+                  <pic:spPr>
+                    <a:xfrm>
+                      <a:off x="0" y="0"/>
+                      <a:ext cx="5943600" cy="2347595"/>
+                    </a:xfrm>
+                    <a:prstGeom prst="rect">
+                      <a:avLst/>
+                    </a:prstGeom>
+                  </pic:spPr>
+                </pic:pic>
+              </a:graphicData>
+            </a:graphic>
+          </wp:inline>
+        </w:drawing>
+      </w:r>
+    </w:p>
+    <w:p>
+      <w:pPr>
+        <w:jc w:val="both"/>
+        <w:rPr>
+          <w:lang w:val="es-MX"/>
+        </w:rPr>
       </w:pPr>
     </w:p>
     <w:sectPr>
@@ -9070,6 +10914,119 @@
     </w:lvl>
   </w:abstractNum>
   <w:abstractNum w:abstractNumId="5" w15:restartNumberingAfterBreak="0">
+    <w:nsid w:val="44693AFA"/>
+    <w:multiLevelType w:val="hybridMultilevel"/>
+    <w:tmpl w:val="23420666"/>
+    <w:lvl w:ilvl="0" w:tplc="0409000F">
+      <w:start w:val="1"/>
+      <w:numFmt w:val="decimal"/>
+      <w:lvlText w:val="%1."/>
+      <w:lvlJc w:val="left"/>
+      <w:pPr>
+        <w:ind w:left="720" w:hanging="360"/>
+      </w:pPr>
+      <w:rPr>
+        <w:rFonts w:hint="default"/>
+      </w:rPr>
+    </w:lvl>
+    <w:lvl w:ilvl="1" w:tplc="FFFFFFFF" w:tentative="1">
+      <w:start w:val="1"/>
+      <w:numFmt w:val="bullet"/>
+      <w:lvlText w:val="o"/>
+      <w:lvlJc w:val="left"/>
+      <w:pPr>
+        <w:ind w:left="1440" w:hanging="360"/>
+      </w:pPr>
+      <w:rPr>
+        <w:rFonts w:ascii="Courier New" w:hAnsi="Courier New" w:cs="Courier New" w:hint="default"/>
+      </w:rPr>
+    </w:lvl>
+    <w:lvl w:ilvl="2" w:tplc="FFFFFFFF" w:tentative="1">
+      <w:start w:val="1"/>
+      <w:numFmt w:val="bullet"/>
+      <w:lvlText w:val=""/>
+      <w:lvlJc w:val="left"/>
+      <w:pPr>
+        <w:ind w:left="2160" w:hanging="360"/>
+      </w:pPr>
+      <w:rPr>
+        <w:rFonts w:ascii="Wingdings" w:hAnsi="Wingdings" w:hint="default"/>
+      </w:rPr>
+    </w:lvl>
+    <w:lvl w:ilvl="3" w:tplc="FFFFFFFF" w:tentative="1">
+      <w:start w:val="1"/>
+      <w:numFmt w:val="bullet"/>
+      <w:lvlText w:val=""/>
+      <w:lvlJc w:val="left"/>
+      <w:pPr>
+        <w:ind w:left="2880" w:hanging="360"/>
+      </w:pPr>
+      <w:rPr>
+        <w:rFonts w:ascii="Symbol" w:hAnsi="Symbol" w:hint="default"/>
+      </w:rPr>
+    </w:lvl>
+    <w:lvl w:ilvl="4" w:tplc="FFFFFFFF" w:tentative="1">
+      <w:start w:val="1"/>
+      <w:numFmt w:val="bullet"/>
+      <w:lvlText w:val="o"/>
+      <w:lvlJc w:val="left"/>
+      <w:pPr>
+        <w:ind w:left="3600" w:hanging="360"/>
+      </w:pPr>
+      <w:rPr>
+        <w:rFonts w:ascii="Courier New" w:hAnsi="Courier New" w:cs="Courier New" w:hint="default"/>
+      </w:rPr>
+    </w:lvl>
+    <w:lvl w:ilvl="5" w:tplc="FFFFFFFF" w:tentative="1">
+      <w:start w:val="1"/>
+      <w:numFmt w:val="bullet"/>
+      <w:lvlText w:val=""/>
+      <w:lvlJc w:val="left"/>
+      <w:pPr>
+        <w:ind w:left="4320" w:hanging="360"/>
+      </w:pPr>
+      <w:rPr>
+        <w:rFonts w:ascii="Wingdings" w:hAnsi="Wingdings" w:hint="default"/>
+      </w:rPr>
+    </w:lvl>
+    <w:lvl w:ilvl="6" w:tplc="FFFFFFFF" w:tentative="1">
+      <w:start w:val="1"/>
+      <w:numFmt w:val="bullet"/>
+      <w:lvlText w:val=""/>
+      <w:lvlJc w:val="left"/>
+      <w:pPr>
+        <w:ind w:left="5040" w:hanging="360"/>
+      </w:pPr>
+      <w:rPr>
+        <w:rFonts w:ascii="Symbol" w:hAnsi="Symbol" w:hint="default"/>
+      </w:rPr>
+    </w:lvl>
+    <w:lvl w:ilvl="7" w:tplc="FFFFFFFF" w:tentative="1">
+      <w:start w:val="1"/>
+      <w:numFmt w:val="bullet"/>
+      <w:lvlText w:val="o"/>
+      <w:lvlJc w:val="left"/>
+      <w:pPr>
+        <w:ind w:left="5760" w:hanging="360"/>
+      </w:pPr>
+      <w:rPr>
+        <w:rFonts w:ascii="Courier New" w:hAnsi="Courier New" w:cs="Courier New" w:hint="default"/>
+      </w:rPr>
+    </w:lvl>
+    <w:lvl w:ilvl="8" w:tplc="FFFFFFFF" w:tentative="1">
+      <w:start w:val="1"/>
+      <w:numFmt w:val="bullet"/>
+      <w:lvlText w:val=""/>
+      <w:lvlJc w:val="left"/>
+      <w:pPr>
+        <w:ind w:left="6480" w:hanging="360"/>
+      </w:pPr>
+      <w:rPr>
+        <w:rFonts w:ascii="Wingdings" w:hAnsi="Wingdings" w:hint="default"/>
+      </w:rPr>
+    </w:lvl>
+  </w:abstractNum>
+  <w:abstractNum w:abstractNumId="6" w15:restartNumberingAfterBreak="0">
     <w:nsid w:val="4919187A"/>
     <w:multiLevelType w:val="multilevel"/>
     <w:tmpl w:val="61766834"/>
@@ -9218,7 +11175,7 @@
       </w:rPr>
     </w:lvl>
   </w:abstractNum>
-  <w:abstractNum w:abstractNumId="6" w15:restartNumberingAfterBreak="0">
+  <w:abstractNum w:abstractNumId="7" w15:restartNumberingAfterBreak="0">
     <w:nsid w:val="50504043"/>
     <w:multiLevelType w:val="multilevel"/>
     <w:tmpl w:val="FC5636B8"/>
@@ -9367,7 +11324,7 @@
       </w:rPr>
     </w:lvl>
   </w:abstractNum>
-  <w:abstractNum w:abstractNumId="7" w15:restartNumberingAfterBreak="0">
+  <w:abstractNum w:abstractNumId="8" w15:restartNumberingAfterBreak="0">
     <w:nsid w:val="57885193"/>
     <w:multiLevelType w:val="multilevel"/>
     <w:tmpl w:val="8AF444B8"/>
@@ -9516,7 +11473,233 @@
       </w:rPr>
     </w:lvl>
   </w:abstractNum>
-  <w:abstractNum w:abstractNumId="8" w15:restartNumberingAfterBreak="0">
+  <w:abstractNum w:abstractNumId="9" w15:restartNumberingAfterBreak="0">
+    <w:nsid w:val="5D8B71E4"/>
+    <w:multiLevelType w:val="hybridMultilevel"/>
+    <w:tmpl w:val="1250FD56"/>
+    <w:lvl w:ilvl="0" w:tplc="04090001">
+      <w:start w:val="1"/>
+      <w:numFmt w:val="bullet"/>
+      <w:lvlText w:val=""/>
+      <w:lvlJc w:val="left"/>
+      <w:pPr>
+        <w:ind w:left="720" w:hanging="360"/>
+      </w:pPr>
+      <w:rPr>
+        <w:rFonts w:ascii="Symbol" w:hAnsi="Symbol" w:hint="default"/>
+      </w:rPr>
+    </w:lvl>
+    <w:lvl w:ilvl="1" w:tplc="04090003" w:tentative="1">
+      <w:start w:val="1"/>
+      <w:numFmt w:val="bullet"/>
+      <w:lvlText w:val="o"/>
+      <w:lvlJc w:val="left"/>
+      <w:pPr>
+        <w:ind w:left="1440" w:hanging="360"/>
+      </w:pPr>
+      <w:rPr>
+        <w:rFonts w:ascii="Courier New" w:hAnsi="Courier New" w:cs="Courier New" w:hint="default"/>
+      </w:rPr>
+    </w:lvl>
+    <w:lvl w:ilvl="2" w:tplc="04090005" w:tentative="1">
+      <w:start w:val="1"/>
+      <w:numFmt w:val="bullet"/>
+      <w:lvlText w:val=""/>
+      <w:lvlJc w:val="left"/>
+      <w:pPr>
+        <w:ind w:left="2160" w:hanging="360"/>
+      </w:pPr>
+      <w:rPr>
+        <w:rFonts w:ascii="Wingdings" w:hAnsi="Wingdings" w:hint="default"/>
+      </w:rPr>
+    </w:lvl>
+    <w:lvl w:ilvl="3" w:tplc="04090001" w:tentative="1">
+      <w:start w:val="1"/>
+      <w:numFmt w:val="bullet"/>
+      <w:lvlText w:val=""/>
+      <w:lvlJc w:val="left"/>
+      <w:pPr>
+        <w:ind w:left="2880" w:hanging="360"/>
+      </w:pPr>
+      <w:rPr>
+        <w:rFonts w:ascii="Symbol" w:hAnsi="Symbol" w:hint="default"/>
+      </w:rPr>
+    </w:lvl>
+    <w:lvl w:ilvl="4" w:tplc="04090003" w:tentative="1">
+      <w:start w:val="1"/>
+      <w:numFmt w:val="bullet"/>
+      <w:lvlText w:val="o"/>
+      <w:lvlJc w:val="left"/>
+      <w:pPr>
+        <w:ind w:left="3600" w:hanging="360"/>
+      </w:pPr>
+      <w:rPr>
+        <w:rFonts w:ascii="Courier New" w:hAnsi="Courier New" w:cs="Courier New" w:hint="default"/>
+      </w:rPr>
+    </w:lvl>
+    <w:lvl w:ilvl="5" w:tplc="04090005" w:tentative="1">
+      <w:start w:val="1"/>
+      <w:numFmt w:val="bullet"/>
+      <w:lvlText w:val=""/>
+      <w:lvlJc w:val="left"/>
+      <w:pPr>
+        <w:ind w:left="4320" w:hanging="360"/>
+      </w:pPr>
+      <w:rPr>
+        <w:rFonts w:ascii="Wingdings" w:hAnsi="Wingdings" w:hint="default"/>
+      </w:rPr>
+    </w:lvl>
+    <w:lvl w:ilvl="6" w:tplc="04090001" w:tentative="1">
+      <w:start w:val="1"/>
+      <w:numFmt w:val="bullet"/>
+      <w:lvlText w:val=""/>
+      <w:lvlJc w:val="left"/>
+      <w:pPr>
+        <w:ind w:left="5040" w:hanging="360"/>
+      </w:pPr>
+      <w:rPr>
+        <w:rFonts w:ascii="Symbol" w:hAnsi="Symbol" w:hint="default"/>
+      </w:rPr>
+    </w:lvl>
+    <w:lvl w:ilvl="7" w:tplc="04090003" w:tentative="1">
+      <w:start w:val="1"/>
+      <w:numFmt w:val="bullet"/>
+      <w:lvlText w:val="o"/>
+      <w:lvlJc w:val="left"/>
+      <w:pPr>
+        <w:ind w:left="5760" w:hanging="360"/>
+      </w:pPr>
+      <w:rPr>
+        <w:rFonts w:ascii="Courier New" w:hAnsi="Courier New" w:cs="Courier New" w:hint="default"/>
+      </w:rPr>
+    </w:lvl>
+    <w:lvl w:ilvl="8" w:tplc="04090005" w:tentative="1">
+      <w:start w:val="1"/>
+      <w:numFmt w:val="bullet"/>
+      <w:lvlText w:val=""/>
+      <w:lvlJc w:val="left"/>
+      <w:pPr>
+        <w:ind w:left="6480" w:hanging="360"/>
+      </w:pPr>
+      <w:rPr>
+        <w:rFonts w:ascii="Wingdings" w:hAnsi="Wingdings" w:hint="default"/>
+      </w:rPr>
+    </w:lvl>
+  </w:abstractNum>
+  <w:abstractNum w:abstractNumId="10" w15:restartNumberingAfterBreak="0">
+    <w:nsid w:val="65B52A62"/>
+    <w:multiLevelType w:val="hybridMultilevel"/>
+    <w:tmpl w:val="112C0D0E"/>
+    <w:lvl w:ilvl="0" w:tplc="04090001">
+      <w:start w:val="1"/>
+      <w:numFmt w:val="bullet"/>
+      <w:lvlText w:val=""/>
+      <w:lvlJc w:val="left"/>
+      <w:pPr>
+        <w:ind w:left="720" w:hanging="360"/>
+      </w:pPr>
+      <w:rPr>
+        <w:rFonts w:ascii="Symbol" w:hAnsi="Symbol" w:hint="default"/>
+      </w:rPr>
+    </w:lvl>
+    <w:lvl w:ilvl="1" w:tplc="04090003" w:tentative="1">
+      <w:start w:val="1"/>
+      <w:numFmt w:val="bullet"/>
+      <w:lvlText w:val="o"/>
+      <w:lvlJc w:val="left"/>
+      <w:pPr>
+        <w:ind w:left="1440" w:hanging="360"/>
+      </w:pPr>
+      <w:rPr>
+        <w:rFonts w:ascii="Courier New" w:hAnsi="Courier New" w:cs="Courier New" w:hint="default"/>
+      </w:rPr>
+    </w:lvl>
+    <w:lvl w:ilvl="2" w:tplc="04090005" w:tentative="1">
+      <w:start w:val="1"/>
+      <w:numFmt w:val="bullet"/>
+      <w:lvlText w:val=""/>
+      <w:lvlJc w:val="left"/>
+      <w:pPr>
+        <w:ind w:left="2160" w:hanging="360"/>
+      </w:pPr>
+      <w:rPr>
+        <w:rFonts w:ascii="Wingdings" w:hAnsi="Wingdings" w:hint="default"/>
+      </w:rPr>
+    </w:lvl>
+    <w:lvl w:ilvl="3" w:tplc="04090001" w:tentative="1">
+      <w:start w:val="1"/>
+      <w:numFmt w:val="bullet"/>
+      <w:lvlText w:val=""/>
+      <w:lvlJc w:val="left"/>
+      <w:pPr>
+        <w:ind w:left="2880" w:hanging="360"/>
+      </w:pPr>
+      <w:rPr>
+        <w:rFonts w:ascii="Symbol" w:hAnsi="Symbol" w:hint="default"/>
+      </w:rPr>
+    </w:lvl>
+    <w:lvl w:ilvl="4" w:tplc="04090003" w:tentative="1">
+      <w:start w:val="1"/>
+      <w:numFmt w:val="bullet"/>
+      <w:lvlText w:val="o"/>
+      <w:lvlJc w:val="left"/>
+      <w:pPr>
+        <w:ind w:left="3600" w:hanging="360"/>
+      </w:pPr>
+      <w:rPr>
+        <w:rFonts w:ascii="Courier New" w:hAnsi="Courier New" w:cs="Courier New" w:hint="default"/>
+      </w:rPr>
+    </w:lvl>
+    <w:lvl w:ilvl="5" w:tplc="04090005" w:tentative="1">
+      <w:start w:val="1"/>
+      <w:numFmt w:val="bullet"/>
+      <w:lvlText w:val=""/>
+      <w:lvlJc w:val="left"/>
+      <w:pPr>
+        <w:ind w:left="4320" w:hanging="360"/>
+      </w:pPr>
+      <w:rPr>
+        <w:rFonts w:ascii="Wingdings" w:hAnsi="Wingdings" w:hint="default"/>
+      </w:rPr>
+    </w:lvl>
+    <w:lvl w:ilvl="6" w:tplc="04090001" w:tentative="1">
+      <w:start w:val="1"/>
+      <w:numFmt w:val="bullet"/>
+      <w:lvlText w:val=""/>
+      <w:lvlJc w:val="left"/>
+      <w:pPr>
+        <w:ind w:left="5040" w:hanging="360"/>
+      </w:pPr>
+      <w:rPr>
+        <w:rFonts w:ascii="Symbol" w:hAnsi="Symbol" w:hint="default"/>
+      </w:rPr>
+    </w:lvl>
+    <w:lvl w:ilvl="7" w:tplc="04090003" w:tentative="1">
+      <w:start w:val="1"/>
+      <w:numFmt w:val="bullet"/>
+      <w:lvlText w:val="o"/>
+      <w:lvlJc w:val="left"/>
+      <w:pPr>
+        <w:ind w:left="5760" w:hanging="360"/>
+      </w:pPr>
+      <w:rPr>
+        <w:rFonts w:ascii="Courier New" w:hAnsi="Courier New" w:cs="Courier New" w:hint="default"/>
+      </w:rPr>
+    </w:lvl>
+    <w:lvl w:ilvl="8" w:tplc="04090005" w:tentative="1">
+      <w:start w:val="1"/>
+      <w:numFmt w:val="bullet"/>
+      <w:lvlText w:val=""/>
+      <w:lvlJc w:val="left"/>
+      <w:pPr>
+        <w:ind w:left="6480" w:hanging="360"/>
+      </w:pPr>
+      <w:rPr>
+        <w:rFonts w:ascii="Wingdings" w:hAnsi="Wingdings" w:hint="default"/>
+      </w:rPr>
+    </w:lvl>
+  </w:abstractNum>
+  <w:abstractNum w:abstractNumId="11" w15:restartNumberingAfterBreak="0">
     <w:nsid w:val="6FFE45C4"/>
     <w:multiLevelType w:val="hybridMultilevel"/>
     <w:tmpl w:val="6CDE08A2"/>
@@ -9602,7 +11785,120 @@
       </w:pPr>
     </w:lvl>
   </w:abstractNum>
-  <w:abstractNum w:abstractNumId="9" w15:restartNumberingAfterBreak="0">
+  <w:abstractNum w:abstractNumId="12" w15:restartNumberingAfterBreak="0">
+    <w:nsid w:val="77485185"/>
+    <w:multiLevelType w:val="hybridMultilevel"/>
+    <w:tmpl w:val="49FEEBFA"/>
+    <w:lvl w:ilvl="0" w:tplc="04090001">
+      <w:start w:val="1"/>
+      <w:numFmt w:val="bullet"/>
+      <w:lvlText w:val=""/>
+      <w:lvlJc w:val="left"/>
+      <w:pPr>
+        <w:ind w:left="720" w:hanging="360"/>
+      </w:pPr>
+      <w:rPr>
+        <w:rFonts w:ascii="Symbol" w:hAnsi="Symbol" w:hint="default"/>
+      </w:rPr>
+    </w:lvl>
+    <w:lvl w:ilvl="1" w:tplc="04090003" w:tentative="1">
+      <w:start w:val="1"/>
+      <w:numFmt w:val="bullet"/>
+      <w:lvlText w:val="o"/>
+      <w:lvlJc w:val="left"/>
+      <w:pPr>
+        <w:ind w:left="1440" w:hanging="360"/>
+      </w:pPr>
+      <w:rPr>
+        <w:rFonts w:ascii="Courier New" w:hAnsi="Courier New" w:cs="Courier New" w:hint="default"/>
+      </w:rPr>
+    </w:lvl>
+    <w:lvl w:ilvl="2" w:tplc="04090005" w:tentative="1">
+      <w:start w:val="1"/>
+      <w:numFmt w:val="bullet"/>
+      <w:lvlText w:val=""/>
+      <w:lvlJc w:val="left"/>
+      <w:pPr>
+        <w:ind w:left="2160" w:hanging="360"/>
+      </w:pPr>
+      <w:rPr>
+        <w:rFonts w:ascii="Wingdings" w:hAnsi="Wingdings" w:hint="default"/>
+      </w:rPr>
+    </w:lvl>
+    <w:lvl w:ilvl="3" w:tplc="04090001" w:tentative="1">
+      <w:start w:val="1"/>
+      <w:numFmt w:val="bullet"/>
+      <w:lvlText w:val=""/>
+      <w:lvlJc w:val="left"/>
+      <w:pPr>
+        <w:ind w:left="2880" w:hanging="360"/>
+      </w:pPr>
+      <w:rPr>
+        <w:rFonts w:ascii="Symbol" w:hAnsi="Symbol" w:hint="default"/>
+      </w:rPr>
+    </w:lvl>
+    <w:lvl w:ilvl="4" w:tplc="04090003" w:tentative="1">
+      <w:start w:val="1"/>
+      <w:numFmt w:val="bullet"/>
+      <w:lvlText w:val="o"/>
+      <w:lvlJc w:val="left"/>
+      <w:pPr>
+        <w:ind w:left="3600" w:hanging="360"/>
+      </w:pPr>
+      <w:rPr>
+        <w:rFonts w:ascii="Courier New" w:hAnsi="Courier New" w:cs="Courier New" w:hint="default"/>
+      </w:rPr>
+    </w:lvl>
+    <w:lvl w:ilvl="5" w:tplc="04090005" w:tentative="1">
+      <w:start w:val="1"/>
+      <w:numFmt w:val="bullet"/>
+      <w:lvlText w:val=""/>
+      <w:lvlJc w:val="left"/>
+      <w:pPr>
+        <w:ind w:left="4320" w:hanging="360"/>
+      </w:pPr>
+      <w:rPr>
+        <w:rFonts w:ascii="Wingdings" w:hAnsi="Wingdings" w:hint="default"/>
+      </w:rPr>
+    </w:lvl>
+    <w:lvl w:ilvl="6" w:tplc="04090001" w:tentative="1">
+      <w:start w:val="1"/>
+      <w:numFmt w:val="bullet"/>
+      <w:lvlText w:val=""/>
+      <w:lvlJc w:val="left"/>
+      <w:pPr>
+        <w:ind w:left="5040" w:hanging="360"/>
+      </w:pPr>
+      <w:rPr>
+        <w:rFonts w:ascii="Symbol" w:hAnsi="Symbol" w:hint="default"/>
+      </w:rPr>
+    </w:lvl>
+    <w:lvl w:ilvl="7" w:tplc="04090003" w:tentative="1">
+      <w:start w:val="1"/>
+      <w:numFmt w:val="bullet"/>
+      <w:lvlText w:val="o"/>
+      <w:lvlJc w:val="left"/>
+      <w:pPr>
+        <w:ind w:left="5760" w:hanging="360"/>
+      </w:pPr>
+      <w:rPr>
+        <w:rFonts w:ascii="Courier New" w:hAnsi="Courier New" w:cs="Courier New" w:hint="default"/>
+      </w:rPr>
+    </w:lvl>
+    <w:lvl w:ilvl="8" w:tplc="04090005" w:tentative="1">
+      <w:start w:val="1"/>
+      <w:numFmt w:val="bullet"/>
+      <w:lvlText w:val=""/>
+      <w:lvlJc w:val="left"/>
+      <w:pPr>
+        <w:ind w:left="6480" w:hanging="360"/>
+      </w:pPr>
+      <w:rPr>
+        <w:rFonts w:ascii="Wingdings" w:hAnsi="Wingdings" w:hint="default"/>
+      </w:rPr>
+    </w:lvl>
+  </w:abstractNum>
+  <w:abstractNum w:abstractNumId="13" w15:restartNumberingAfterBreak="0">
     <w:nsid w:val="7E6F456B"/>
     <w:multiLevelType w:val="multilevel"/>
     <w:tmpl w:val="DE82DA98"/>
@@ -9751,8 +12047,120 @@
       </w:rPr>
     </w:lvl>
   </w:abstractNum>
+  <w:abstractNum w:abstractNumId="14" w15:restartNumberingAfterBreak="0">
+    <w:nsid w:val="7F996C11"/>
+    <w:multiLevelType w:val="hybridMultilevel"/>
+    <w:tmpl w:val="5F80187E"/>
+    <w:lvl w:ilvl="0" w:tplc="EAB6EEA2">
+      <w:numFmt w:val="bullet"/>
+      <w:lvlText w:val="-"/>
+      <w:lvlJc w:val="left"/>
+      <w:pPr>
+        <w:ind w:left="720" w:hanging="360"/>
+      </w:pPr>
+      <w:rPr>
+        <w:rFonts w:ascii="Aptos" w:eastAsiaTheme="minorHAnsi" w:hAnsi="Aptos" w:cstheme="minorBidi" w:hint="default"/>
+      </w:rPr>
+    </w:lvl>
+    <w:lvl w:ilvl="1" w:tplc="04090003" w:tentative="1">
+      <w:start w:val="1"/>
+      <w:numFmt w:val="bullet"/>
+      <w:lvlText w:val="o"/>
+      <w:lvlJc w:val="left"/>
+      <w:pPr>
+        <w:ind w:left="1440" w:hanging="360"/>
+      </w:pPr>
+      <w:rPr>
+        <w:rFonts w:ascii="Courier New" w:hAnsi="Courier New" w:cs="Courier New" w:hint="default"/>
+      </w:rPr>
+    </w:lvl>
+    <w:lvl w:ilvl="2" w:tplc="04090005" w:tentative="1">
+      <w:start w:val="1"/>
+      <w:numFmt w:val="bullet"/>
+      <w:lvlText w:val=""/>
+      <w:lvlJc w:val="left"/>
+      <w:pPr>
+        <w:ind w:left="2160" w:hanging="360"/>
+      </w:pPr>
+      <w:rPr>
+        <w:rFonts w:ascii="Wingdings" w:hAnsi="Wingdings" w:hint="default"/>
+      </w:rPr>
+    </w:lvl>
+    <w:lvl w:ilvl="3" w:tplc="04090001" w:tentative="1">
+      <w:start w:val="1"/>
+      <w:numFmt w:val="bullet"/>
+      <w:lvlText w:val=""/>
+      <w:lvlJc w:val="left"/>
+      <w:pPr>
+        <w:ind w:left="2880" w:hanging="360"/>
+      </w:pPr>
+      <w:rPr>
+        <w:rFonts w:ascii="Symbol" w:hAnsi="Symbol" w:hint="default"/>
+      </w:rPr>
+    </w:lvl>
+    <w:lvl w:ilvl="4" w:tplc="04090003" w:tentative="1">
+      <w:start w:val="1"/>
+      <w:numFmt w:val="bullet"/>
+      <w:lvlText w:val="o"/>
+      <w:lvlJc w:val="left"/>
+      <w:pPr>
+        <w:ind w:left="3600" w:hanging="360"/>
+      </w:pPr>
+      <w:rPr>
+        <w:rFonts w:ascii="Courier New" w:hAnsi="Courier New" w:cs="Courier New" w:hint="default"/>
+      </w:rPr>
+    </w:lvl>
+    <w:lvl w:ilvl="5" w:tplc="04090005" w:tentative="1">
+      <w:start w:val="1"/>
+      <w:numFmt w:val="bullet"/>
+      <w:lvlText w:val=""/>
+      <w:lvlJc w:val="left"/>
+      <w:pPr>
+        <w:ind w:left="4320" w:hanging="360"/>
+      </w:pPr>
+      <w:rPr>
+        <w:rFonts w:ascii="Wingdings" w:hAnsi="Wingdings" w:hint="default"/>
+      </w:rPr>
+    </w:lvl>
+    <w:lvl w:ilvl="6" w:tplc="04090001" w:tentative="1">
+      <w:start w:val="1"/>
+      <w:numFmt w:val="bullet"/>
+      <w:lvlText w:val=""/>
+      <w:lvlJc w:val="left"/>
+      <w:pPr>
+        <w:ind w:left="5040" w:hanging="360"/>
+      </w:pPr>
+      <w:rPr>
+        <w:rFonts w:ascii="Symbol" w:hAnsi="Symbol" w:hint="default"/>
+      </w:rPr>
+    </w:lvl>
+    <w:lvl w:ilvl="7" w:tplc="04090003" w:tentative="1">
+      <w:start w:val="1"/>
+      <w:numFmt w:val="bullet"/>
+      <w:lvlText w:val="o"/>
+      <w:lvlJc w:val="left"/>
+      <w:pPr>
+        <w:ind w:left="5760" w:hanging="360"/>
+      </w:pPr>
+      <w:rPr>
+        <w:rFonts w:ascii="Courier New" w:hAnsi="Courier New" w:cs="Courier New" w:hint="default"/>
+      </w:rPr>
+    </w:lvl>
+    <w:lvl w:ilvl="8" w:tplc="04090005" w:tentative="1">
+      <w:start w:val="1"/>
+      <w:numFmt w:val="bullet"/>
+      <w:lvlText w:val=""/>
+      <w:lvlJc w:val="left"/>
+      <w:pPr>
+        <w:ind w:left="6480" w:hanging="360"/>
+      </w:pPr>
+      <w:rPr>
+        <w:rFonts w:ascii="Wingdings" w:hAnsi="Wingdings" w:hint="default"/>
+      </w:rPr>
+    </w:lvl>
+  </w:abstractNum>
   <w:num w:numId="1" w16cid:durableId="369065648">
-    <w:abstractNumId w:val="5"/>
+    <w:abstractNumId w:val="6"/>
   </w:num>
   <w:num w:numId="2" w16cid:durableId="149442118">
     <w:abstractNumId w:val="1"/>
@@ -9764,13 +12172,13 @@
     <w:abstractNumId w:val="3"/>
   </w:num>
   <w:num w:numId="5" w16cid:durableId="1388256929">
+    <w:abstractNumId w:val="8"/>
+  </w:num>
+  <w:num w:numId="6" w16cid:durableId="1171986699">
     <w:abstractNumId w:val="7"/>
   </w:num>
-  <w:num w:numId="6" w16cid:durableId="1171986699">
-    <w:abstractNumId w:val="6"/>
-  </w:num>
   <w:num w:numId="7" w16cid:durableId="1279794167">
-    <w:abstractNumId w:val="9"/>
+    <w:abstractNumId w:val="13"/>
   </w:num>
   <w:num w:numId="8" w16cid:durableId="725488150">
     <w:abstractNumId w:val="2"/>
@@ -9779,7 +12187,22 @@
     <w:abstractNumId w:val="4"/>
   </w:num>
   <w:num w:numId="10" w16cid:durableId="1911622298">
-    <w:abstractNumId w:val="8"/>
+    <w:abstractNumId w:val="11"/>
+  </w:num>
+  <w:num w:numId="11" w16cid:durableId="605237863">
+    <w:abstractNumId w:val="10"/>
+  </w:num>
+  <w:num w:numId="12" w16cid:durableId="1319920917">
+    <w:abstractNumId w:val="5"/>
+  </w:num>
+  <w:num w:numId="13" w16cid:durableId="969827317">
+    <w:abstractNumId w:val="12"/>
+  </w:num>
+  <w:num w:numId="14" w16cid:durableId="7217723">
+    <w:abstractNumId w:val="14"/>
+  </w:num>
+  <w:num w:numId="15" w16cid:durableId="1904414142">
+    <w:abstractNumId w:val="9"/>
   </w:num>
 </w:numbering>
 </file>
